--- a/templates/ardzanagrutyun_template_grouped.docx
+++ b/templates/ardzanagrutyun_template_grouped.docx
@@ -1,16 +1,15 @@
 
 <file path=word/document.xml><?xml version="1.0" encoding="utf-8"?>
-<w:document xmlns:wpc="http://schemas.microsoft.com/office/word/2010/wordprocessingCanvas" xmlns:cx="http://schemas.microsoft.com/office/drawing/2014/chartex" xmlns:cx1="http://schemas.microsoft.com/office/drawing/2015/9/8/chartex" xmlns:cx2="http://schemas.microsoft.com/office/drawing/2015/10/21/chartex" xmlns:cx3="http://schemas.microsoft.com/office/drawing/2016/5/9/chartex" xmlns:cx4="http://schemas.microsoft.com/office/drawing/2016/5/10/chartex" xmlns:cx5="http://schemas.microsoft.com/office/drawing/2016/5/11/chartex" xmlns:cx6="http://schemas.microsoft.com/office/drawing/2016/5/12/chartex" xmlns:cx7="http://schemas.microsoft.com/office/drawing/2016/5/13/chartex" xmlns:cx8="http://schemas.microsoft.com/office/drawing/2016/5/14/chartex" xmlns:mc="http://schemas.openxmlformats.org/markup-compatibility/2006" xmlns:aink="http://schemas.microsoft.com/office/drawing/2016/ink" xmlns:am3d="http://schemas.microsoft.com/office/drawing/2017/model3d" xmlns:o="urn:schemas-microsoft-com:office:office" xmlns:oel="http://schemas.microsoft.com/office/2019/extlst" xmlns:r="http://schemas.openxmlformats.org/officeDocument/2006/relationships" xmlns:m="http://schemas.openxmlformats.org/officeDocument/2006/math" xmlns:v="urn:schemas-microsoft-com:vml" xmlns:wp14="http://schemas.microsoft.com/office/word/2010/wordprocessingDrawing" xmlns:wp="http://schemas.openxmlformats.org/drawingml/2006/wordprocessingDrawing" xmlns:w10="urn:schemas-microsoft-com:office:word" xmlns:w="http://schemas.openxmlformats.org/wordprocessingml/2006/main" xmlns:w14="http://schemas.microsoft.com/office/word/2010/wordml" xmlns:w15="http://schemas.microsoft.com/office/word/2012/wordml" xmlns:w16cex="http://schemas.microsoft.com/office/word/2018/wordml/cex" xmlns:w16cid="http://schemas.microsoft.com/office/word/2016/wordml/cid" xmlns:w16="http://schemas.microsoft.com/office/word/2018/wordml" xmlns:w16du="http://schemas.microsoft.com/office/word/2023/wordml/word16du" xmlns:w16sdtdh="http://schemas.microsoft.com/office/word/2020/wordml/sdtdatahash" xmlns:w16se="http://schemas.microsoft.com/office/word/2015/wordml/symex" xmlns:wpg="http://schemas.microsoft.com/office/word/2010/wordprocessingGroup" xmlns:wpi="http://schemas.microsoft.com/office/word/2010/wordprocessingInk" xmlns:wne="http://schemas.microsoft.com/office/word/2006/wordml" xmlns:wps="http://schemas.microsoft.com/office/word/2010/wordprocessingShape" mc:Ignorable="w14 w15 w16se w16cid w16 w16cex w16sdtdh w16du wp14">
+<w:document xmlns:wpc="http://schemas.microsoft.com/office/word/2010/wordprocessingCanvas" xmlns:cx="http://schemas.microsoft.com/office/drawing/2014/chartex" xmlns:cx1="http://schemas.microsoft.com/office/drawing/2015/9/8/chartex" xmlns:cx2="http://schemas.microsoft.com/office/drawing/2015/10/21/chartex" xmlns:cx3="http://schemas.microsoft.com/office/drawing/2016/5/9/chartex" xmlns:cx4="http://schemas.microsoft.com/office/drawing/2016/5/10/chartex" xmlns:cx5="http://schemas.microsoft.com/office/drawing/2016/5/11/chartex" xmlns:cx6="http://schemas.microsoft.com/office/drawing/2016/5/12/chartex" xmlns:cx7="http://schemas.microsoft.com/office/drawing/2016/5/13/chartex" xmlns:cx8="http://schemas.microsoft.com/office/drawing/2016/5/14/chartex" xmlns:mc="http://schemas.openxmlformats.org/markup-compatibility/2006" xmlns:aink="http://schemas.microsoft.com/office/drawing/2016/ink" xmlns:am3d="http://schemas.microsoft.com/office/drawing/2017/model3d" xmlns:o="urn:schemas-microsoft-com:office:office" xmlns:r="http://schemas.openxmlformats.org/officeDocument/2006/relationships" xmlns:m="http://schemas.openxmlformats.org/officeDocument/2006/math" xmlns:v="urn:schemas-microsoft-com:vml" xmlns:wp14="http://schemas.microsoft.com/office/word/2010/wordprocessingDrawing" xmlns:wp="http://schemas.openxmlformats.org/drawingml/2006/wordprocessingDrawing" xmlns:w10="urn:schemas-microsoft-com:office:word" xmlns:w="http://schemas.openxmlformats.org/wordprocessingml/2006/main" xmlns:w14="http://schemas.microsoft.com/office/word/2010/wordml" xmlns:w15="http://schemas.microsoft.com/office/word/2012/wordml" xmlns:w16cex="http://schemas.microsoft.com/office/word/2018/wordml/cex" xmlns:w16cid="http://schemas.microsoft.com/office/word/2016/wordml/cid" xmlns:w16="http://schemas.microsoft.com/office/word/2018/wordml" xmlns:w16sdtdh="http://schemas.microsoft.com/office/word/2020/wordml/sdtdatahash" xmlns:w16se="http://schemas.microsoft.com/office/word/2015/wordml/symex" xmlns:wpg="http://schemas.microsoft.com/office/word/2010/wordprocessingGroup" xmlns:wpi="http://schemas.microsoft.com/office/word/2010/wordprocessingInk" xmlns:wne="http://schemas.microsoft.com/office/word/2006/wordml" xmlns:wps="http://schemas.microsoft.com/office/word/2010/wordprocessingShape" mc:Ignorable="w14 w15 w16se w16cid w16 w16cex w16sdtdh wp14">
   <w:body>
     <w:p>
       <w:pPr>
         <w:spacing w:after="0" w:line="240" w:lineRule="auto"/>
         <w:jc w:val="center"/>
         <w:rPr>
-          <w:rFonts w:ascii="Times Unicode" w:hAnsi="Times Unicode"/>
           <w:sz w:val="24"/>
           <w:szCs w:val="24"/>
-          <w:lang w:val="en-US"/>
+          <w:lang w:val="hy-AM"/>
         </w:rPr>
       </w:pPr>
       <w:proofErr w:type="spellStart"/>
@@ -123,7 +122,16 @@
           <w:szCs w:val="28"/>
           <w:lang w:val="en-US"/>
         </w:rPr>
-        <w:t>/24</w:t>
+        <w:t>/2</w:t>
+      </w:r>
+      <w:r>
+        <w:rPr>
+          <w:b/>
+          <w:sz w:val="28"/>
+          <w:szCs w:val="28"/>
+          <w:lang w:val="hy-AM"/>
+        </w:rPr>
+        <w:t>6</w:t>
       </w:r>
     </w:p>
     <w:p>
@@ -134,7 +142,7 @@
           <w:rFonts w:ascii="Times Unicode" w:hAnsi="Times Unicode"/>
           <w:sz w:val="20"/>
           <w:szCs w:val="20"/>
-          <w:lang w:val="en-US"/>
+          <w:lang w:val="hy-AM"/>
         </w:rPr>
       </w:pPr>
       <w:r>
@@ -142,134 +150,40 @@
           <w:rFonts w:ascii="Times Unicode" w:hAnsi="Times Unicode"/>
           <w:sz w:val="20"/>
           <w:szCs w:val="20"/>
-          <w:lang w:val="en-US"/>
-        </w:rPr>
-        <w:t>/</w:t>
-      </w:r>
-      <w:proofErr w:type="spellStart"/>
-      <w:r>
+          <w:lang w:val="hy-AM"/>
+        </w:rPr>
+        <w:t>/թիվ ԵՇԴ/0031/04/15 սնանկության գործով</w:t>
+      </w:r>
+    </w:p>
+    <w:p>
+      <w:pPr>
+        <w:spacing w:after="0" w:line="240" w:lineRule="auto"/>
+        <w:jc w:val="center"/>
         <w:rPr>
           <w:rFonts w:ascii="Times Unicode" w:hAnsi="Times Unicode"/>
           <w:sz w:val="20"/>
           <w:szCs w:val="20"/>
-          <w:lang w:val="en-US"/>
-        </w:rPr>
-        <w:t>թիվ</w:t>
-      </w:r>
-      <w:proofErr w:type="spellEnd"/>
+          <w:lang w:val="hy-AM"/>
+        </w:rPr>
+      </w:pPr>
       <w:r>
         <w:rPr>
           <w:rFonts w:ascii="Times Unicode" w:hAnsi="Times Unicode"/>
           <w:sz w:val="20"/>
           <w:szCs w:val="20"/>
-          <w:lang w:val="en-US"/>
-        </w:rPr>
-        <w:t xml:space="preserve"> ԵՇԴ/0031/04/15 </w:t>
-      </w:r>
-      <w:proofErr w:type="spellStart"/>
-      <w:r>
-        <w:rPr>
-          <w:rFonts w:ascii="Times Unicode" w:hAnsi="Times Unicode"/>
-          <w:sz w:val="20"/>
-          <w:szCs w:val="20"/>
-          <w:lang w:val="en-US"/>
-        </w:rPr>
-        <w:t>սնանկության</w:t>
-      </w:r>
-      <w:proofErr w:type="spellEnd"/>
-      <w:r>
-        <w:rPr>
-          <w:rFonts w:ascii="Times Unicode" w:hAnsi="Times Unicode"/>
-          <w:sz w:val="20"/>
-          <w:szCs w:val="20"/>
-          <w:lang w:val="en-US"/>
-        </w:rPr>
-        <w:t xml:space="preserve"> </w:t>
-      </w:r>
-      <w:proofErr w:type="spellStart"/>
-      <w:r>
-        <w:rPr>
-          <w:rFonts w:ascii="Times Unicode" w:hAnsi="Times Unicode"/>
-          <w:sz w:val="20"/>
-          <w:szCs w:val="20"/>
-          <w:lang w:val="en-US"/>
-        </w:rPr>
-        <w:t>գործով</w:t>
-      </w:r>
-      <w:proofErr w:type="spellEnd"/>
+          <w:lang w:val="hy-AM"/>
+        </w:rPr>
+        <w:t>աճուրդի արդյունքների մասին</w:t>
+      </w:r>
     </w:p>
     <w:p>
       <w:pPr>
         <w:spacing w:after="0" w:line="240" w:lineRule="auto"/>
         <w:jc w:val="center"/>
         <w:rPr>
-          <w:rFonts w:ascii="Times Unicode" w:hAnsi="Times Unicode"/>
-          <w:sz w:val="20"/>
-          <w:szCs w:val="20"/>
-          <w:lang w:val="en-US"/>
-        </w:rPr>
-      </w:pPr>
-      <w:proofErr w:type="spellStart"/>
-      <w:r>
-        <w:rPr>
-          <w:rFonts w:ascii="Times Unicode" w:hAnsi="Times Unicode"/>
-          <w:sz w:val="20"/>
-          <w:szCs w:val="20"/>
-          <w:lang w:val="en-US"/>
-        </w:rPr>
-        <w:t>աճուրդի</w:t>
-      </w:r>
-      <w:proofErr w:type="spellEnd"/>
-      <w:r>
-        <w:rPr>
-          <w:rFonts w:ascii="Times Unicode" w:hAnsi="Times Unicode"/>
-          <w:sz w:val="20"/>
-          <w:szCs w:val="20"/>
-          <w:lang w:val="en-US"/>
-        </w:rPr>
-        <w:t xml:space="preserve"> </w:t>
-      </w:r>
-      <w:proofErr w:type="spellStart"/>
-      <w:r>
-        <w:rPr>
-          <w:rFonts w:ascii="Times Unicode" w:hAnsi="Times Unicode"/>
-          <w:sz w:val="20"/>
-          <w:szCs w:val="20"/>
-          <w:lang w:val="en-US"/>
-        </w:rPr>
-        <w:t>արդյունքների</w:t>
-      </w:r>
-      <w:proofErr w:type="spellEnd"/>
-      <w:r>
-        <w:rPr>
-          <w:rFonts w:ascii="Times Unicode" w:hAnsi="Times Unicode"/>
-          <w:sz w:val="20"/>
-          <w:szCs w:val="20"/>
-          <w:lang w:val="en-US"/>
-        </w:rPr>
-        <w:t xml:space="preserve"> </w:t>
-      </w:r>
-      <w:proofErr w:type="spellStart"/>
-      <w:r>
-        <w:rPr>
-          <w:rFonts w:ascii="Times Unicode" w:hAnsi="Times Unicode"/>
-          <w:sz w:val="20"/>
-          <w:szCs w:val="20"/>
-          <w:lang w:val="en-US"/>
-        </w:rPr>
-        <w:t>մասին</w:t>
-      </w:r>
-      <w:proofErr w:type="spellEnd"/>
-    </w:p>
-    <w:p>
-      <w:pPr>
-        <w:spacing w:after="0" w:line="240" w:lineRule="auto"/>
-        <w:jc w:val="center"/>
-        <w:rPr>
-          <w:rFonts w:ascii="Times Unicode" w:hAnsi="Times Unicode"/>
-          <w:sz w:val="24"/>
-          <w:szCs w:val="24"/>
-          <w:lang w:val="en-US"/>
+          <w:sz w:val="21"/>
+          <w:szCs w:val="21"/>
+          <w:lang w:val="hy-AM"/>
         </w:rPr>
       </w:pPr>
       <w:r>
@@ -279,11 +193,10 @@
           <w:bCs/>
           <w:sz w:val="24"/>
           <w:szCs w:val="24"/>
-          <w:lang w:val="en-US"/>
-        </w:rPr>
-        <w:t xml:space="preserve">{{r </w:t>
-      </w:r>
-      <w:proofErr w:type="spellStart"/>
+          <w:lang w:val="hy-AM"/>
+        </w:rPr>
+        <w:t>{{r amsativ</w:t>
+      </w:r>
       <w:r>
         <w:rPr>
           <w:rFonts w:ascii="Sylfaen" w:hAnsi="Sylfaen" w:cstheme="minorHAnsi"/>
@@ -291,11 +204,10 @@
           <w:bCs/>
           <w:sz w:val="24"/>
           <w:szCs w:val="24"/>
-          <w:lang w:val="en-US"/>
-        </w:rPr>
-        <w:t>amsativ</w:t>
-      </w:r>
-      <w:proofErr w:type="spellEnd"/>
+          <w:lang w:val="hy-AM"/>
+        </w:rPr>
+        <w:t xml:space="preserve"> </w:t>
+      </w:r>
       <w:r>
         <w:rPr>
           <w:rFonts w:ascii="Sylfaen" w:hAnsi="Sylfaen" w:cstheme="minorHAnsi"/>
@@ -303,18 +215,7 @@
           <w:bCs/>
           <w:sz w:val="24"/>
           <w:szCs w:val="24"/>
-          <w:lang w:val="en-US"/>
-        </w:rPr>
-        <w:t xml:space="preserve"> </w:t>
-      </w:r>
-      <w:r>
-        <w:rPr>
-          <w:rFonts w:ascii="Sylfaen" w:hAnsi="Sylfaen" w:cstheme="minorHAnsi"/>
-          <w:b/>
-          <w:bCs/>
-          <w:sz w:val="24"/>
-          <w:szCs w:val="24"/>
-          <w:lang w:val="en-US"/>
+          <w:lang w:val="hy-AM"/>
         </w:rPr>
         <w:t>}}</w:t>
       </w:r>
@@ -323,101 +224,39 @@
           <w:rFonts w:ascii="Times Unicode" w:hAnsi="Times Unicode"/>
           <w:sz w:val="24"/>
           <w:szCs w:val="24"/>
-          <w:lang w:val="en-US"/>
-        </w:rPr>
-        <w:t xml:space="preserve">. ք. </w:t>
-      </w:r>
-      <w:proofErr w:type="spellStart"/>
+          <w:lang w:val="hy-AM"/>
+        </w:rPr>
+        <w:t xml:space="preserve">. ք. Երևան, </w:t>
+      </w:r>
       <w:r>
         <w:rPr>
           <w:rFonts w:ascii="Times Unicode" w:hAnsi="Times Unicode"/>
           <w:sz w:val="24"/>
           <w:szCs w:val="24"/>
-          <w:lang w:val="en-US"/>
-        </w:rPr>
-        <w:t>Երևան</w:t>
-      </w:r>
-      <w:proofErr w:type="spellEnd"/>
-      <w:r>
+          <w:lang w:val="hy-AM"/>
+        </w:rPr>
+        <w:t xml:space="preserve">ք. Երևան, </w:t>
+      </w:r>
+      <w:r>
+        <w:rPr>
+          <w:sz w:val="24"/>
+          <w:szCs w:val="24"/>
+          <w:lang w:val="hy-AM"/>
+        </w:rPr>
+        <w:t>Բագրատունյաց 70</w:t>
+      </w:r>
+    </w:p>
+    <w:p>
+      <w:pPr>
+        <w:spacing w:after="0" w:line="240" w:lineRule="auto"/>
+        <w:jc w:val="center"/>
         <w:rPr>
           <w:rFonts w:ascii="Times Unicode" w:hAnsi="Times Unicode"/>
           <w:sz w:val="24"/>
           <w:szCs w:val="24"/>
-          <w:lang w:val="en-US"/>
-        </w:rPr>
-        <w:t xml:space="preserve">, </w:t>
-      </w:r>
-      <w:proofErr w:type="spellStart"/>
-      <w:r>
-        <w:rPr>
-          <w:rFonts w:ascii="Times Unicode" w:hAnsi="Times Unicode"/>
-          <w:sz w:val="24"/>
-          <w:szCs w:val="24"/>
-          <w:lang w:val="en-US"/>
-        </w:rPr>
-        <w:t>Արշակունյաց</w:t>
-      </w:r>
-      <w:proofErr w:type="spellEnd"/>
-      <w:r>
-        <w:rPr>
-          <w:rFonts w:ascii="Times Unicode" w:hAnsi="Times Unicode"/>
-          <w:sz w:val="24"/>
-          <w:szCs w:val="24"/>
-          <w:lang w:val="en-US"/>
-        </w:rPr>
-        <w:t xml:space="preserve"> </w:t>
-      </w:r>
-      <w:proofErr w:type="spellStart"/>
-      <w:r>
-        <w:rPr>
-          <w:rFonts w:ascii="Times Unicode" w:hAnsi="Times Unicode"/>
-          <w:sz w:val="24"/>
-          <w:szCs w:val="24"/>
-          <w:lang w:val="en-US"/>
-        </w:rPr>
-        <w:t>պող</w:t>
-      </w:r>
-      <w:proofErr w:type="spellEnd"/>
-      <w:r>
-        <w:rPr>
-          <w:rFonts w:ascii="Times Unicode" w:hAnsi="Times Unicode"/>
-          <w:sz w:val="24"/>
-          <w:szCs w:val="24"/>
-          <w:lang w:val="en-US"/>
-        </w:rPr>
-        <w:t xml:space="preserve">. 5 </w:t>
-      </w:r>
-      <w:proofErr w:type="spellStart"/>
-      <w:r>
-        <w:rPr>
-          <w:rFonts w:ascii="Times Unicode" w:hAnsi="Times Unicode"/>
-          <w:sz w:val="24"/>
-          <w:szCs w:val="24"/>
-          <w:lang w:val="en-US"/>
-        </w:rPr>
-        <w:t>շենք</w:t>
-      </w:r>
-      <w:proofErr w:type="spellEnd"/>
-      <w:r>
-        <w:rPr>
-          <w:rFonts w:ascii="Times Unicode" w:hAnsi="Times Unicode"/>
-          <w:sz w:val="24"/>
-          <w:szCs w:val="24"/>
-          <w:lang w:val="en-US"/>
-        </w:rPr>
-        <w:t xml:space="preserve"> 311 </w:t>
-      </w:r>
-      <w:proofErr w:type="spellStart"/>
-      <w:r>
-        <w:rPr>
-          <w:rFonts w:ascii="Times Unicode" w:hAnsi="Times Unicode"/>
-          <w:sz w:val="24"/>
-          <w:szCs w:val="24"/>
-          <w:lang w:val="en-US"/>
-        </w:rPr>
-        <w:t>սենյակ</w:t>
-      </w:r>
-      <w:proofErr w:type="spellEnd"/>
+          <w:lang w:val="hy-AM"/>
+        </w:rPr>
+      </w:pPr>
     </w:p>
     <w:p>
       <w:pPr>
@@ -428,7 +267,7 @@
           <w:rFonts w:ascii="Times Unicode" w:hAnsi="Times Unicode"/>
           <w:sz w:val="21"/>
           <w:szCs w:val="21"/>
-          <w:lang w:val="en-US"/>
+          <w:lang w:val="hy-AM"/>
         </w:rPr>
       </w:pPr>
     </w:p>
@@ -441,20 +280,18 @@
           <w:rFonts w:ascii="Times Unicode" w:hAnsi="Times Unicode"/>
           <w:sz w:val="21"/>
           <w:szCs w:val="21"/>
-          <w:lang w:val="en-US"/>
-        </w:rPr>
-      </w:pPr>
-      <w:proofErr w:type="spellStart"/>
+          <w:lang w:val="hy-AM"/>
+        </w:rPr>
+      </w:pPr>
       <w:r>
         <w:rPr>
           <w:rFonts w:ascii="Times Unicode" w:hAnsi="Times Unicode"/>
           <w:sz w:val="21"/>
           <w:szCs w:val="21"/>
-          <w:lang w:val="en-US"/>
+          <w:lang w:val="hy-AM"/>
         </w:rPr>
         <w:t>Սու</w:t>
       </w:r>
-      <w:proofErr w:type="spellEnd"/>
       <w:r>
         <w:rPr>
           <w:sz w:val="21"/>
@@ -463,621 +300,50 @@
         </w:rPr>
         <w:t>յ</w:t>
       </w:r>
-      <w:proofErr w:type="spellStart"/>
       <w:r>
         <w:rPr>
           <w:rFonts w:ascii="Times Unicode" w:hAnsi="Times Unicode"/>
           <w:sz w:val="21"/>
           <w:szCs w:val="21"/>
-          <w:lang w:val="en-US"/>
-        </w:rPr>
-        <w:t>նով</w:t>
-      </w:r>
-      <w:proofErr w:type="spellEnd"/>
+          <w:lang w:val="hy-AM"/>
+        </w:rPr>
+        <w:t>նով, ՙՆաիրիտ Գործարան՚ ՓԲԸ սնանկության գործով կառավարիչ Մուրադ Պետրոսյանը, ով գործում է ՀՀ Սնանկության դատարանի 07.04.2021թ.</w:t>
+      </w:r>
       <w:r>
         <w:rPr>
           <w:rFonts w:ascii="Times Unicode" w:hAnsi="Times Unicode"/>
           <w:sz w:val="21"/>
           <w:szCs w:val="21"/>
-          <w:lang w:val="en-US"/>
-        </w:rPr>
-        <w:t xml:space="preserve">, </w:t>
-      </w:r>
-      <w:proofErr w:type="spellStart"/>
+          <w:lang w:val="hy-AM"/>
+        </w:rPr>
+        <w:t xml:space="preserve"> </w:t>
+      </w:r>
       <w:r>
         <w:rPr>
           <w:rFonts w:ascii="Times Unicode" w:hAnsi="Times Unicode"/>
           <w:sz w:val="21"/>
           <w:szCs w:val="21"/>
-          <w:lang w:val="en-US"/>
-        </w:rPr>
-        <w:t>ՙՆաիրիտ</w:t>
-      </w:r>
-      <w:proofErr w:type="spellEnd"/>
+          <w:lang w:val="hy-AM"/>
+        </w:rPr>
+        <w:t xml:space="preserve">սնանկության գործով կառավարիչ նշանակելու մասին և </w:t>
+      </w:r>
       <w:r>
         <w:rPr>
           <w:rFonts w:ascii="Times Unicode" w:hAnsi="Times Unicode"/>
           <w:sz w:val="21"/>
           <w:szCs w:val="21"/>
-          <w:lang w:val="en-US"/>
-        </w:rPr>
-        <w:t xml:space="preserve"> </w:t>
-      </w:r>
-      <w:proofErr w:type="spellStart"/>
+          <w:lang w:val="hy-AM"/>
+        </w:rPr>
+        <w:t>{{r voroshman_amsativ}}</w:t>
+      </w:r>
       <w:r>
         <w:rPr>
           <w:rFonts w:ascii="Times Unicode" w:hAnsi="Times Unicode"/>
           <w:sz w:val="21"/>
           <w:szCs w:val="21"/>
-          <w:lang w:val="en-US"/>
-        </w:rPr>
-        <w:t>Գործարան</w:t>
-      </w:r>
-      <w:proofErr w:type="spellEnd"/>
-      <w:r>
-        <w:rPr>
-          <w:rFonts w:ascii="Times Unicode" w:hAnsi="Times Unicode"/>
-          <w:sz w:val="21"/>
-          <w:szCs w:val="21"/>
-          <w:lang w:val="en-US"/>
-        </w:rPr>
-        <w:t xml:space="preserve">՚ ՓԲԸ </w:t>
-      </w:r>
-      <w:proofErr w:type="spellStart"/>
-      <w:r>
-        <w:rPr>
-          <w:rFonts w:ascii="Times Unicode" w:hAnsi="Times Unicode"/>
-          <w:sz w:val="21"/>
-          <w:szCs w:val="21"/>
-          <w:lang w:val="en-US"/>
-        </w:rPr>
-        <w:t>սնանկության</w:t>
-      </w:r>
-      <w:proofErr w:type="spellEnd"/>
-      <w:r>
-        <w:rPr>
-          <w:rFonts w:ascii="Times Unicode" w:hAnsi="Times Unicode"/>
-          <w:sz w:val="21"/>
-          <w:szCs w:val="21"/>
-          <w:lang w:val="en-US"/>
-        </w:rPr>
-        <w:t xml:space="preserve"> </w:t>
-      </w:r>
-      <w:proofErr w:type="spellStart"/>
-      <w:r>
-        <w:rPr>
-          <w:rFonts w:ascii="Times Unicode" w:hAnsi="Times Unicode"/>
-          <w:sz w:val="21"/>
-          <w:szCs w:val="21"/>
-          <w:lang w:val="en-US"/>
-        </w:rPr>
-        <w:t>գործով</w:t>
-      </w:r>
-      <w:proofErr w:type="spellEnd"/>
-      <w:r>
-        <w:rPr>
-          <w:rFonts w:ascii="Times Unicode" w:hAnsi="Times Unicode"/>
-          <w:sz w:val="21"/>
-          <w:szCs w:val="21"/>
-          <w:lang w:val="en-US"/>
-        </w:rPr>
-        <w:t xml:space="preserve"> </w:t>
-      </w:r>
-      <w:proofErr w:type="spellStart"/>
-      <w:r>
-        <w:rPr>
-          <w:rFonts w:ascii="Times Unicode" w:hAnsi="Times Unicode"/>
-          <w:sz w:val="21"/>
-          <w:szCs w:val="21"/>
-          <w:lang w:val="en-US"/>
-        </w:rPr>
-        <w:t>կառավարիչ</w:t>
-      </w:r>
-      <w:proofErr w:type="spellEnd"/>
-      <w:r>
-        <w:rPr>
-          <w:rFonts w:ascii="Times Unicode" w:hAnsi="Times Unicode"/>
-          <w:sz w:val="21"/>
-          <w:szCs w:val="21"/>
-          <w:lang w:val="en-US"/>
-        </w:rPr>
-        <w:t xml:space="preserve"> </w:t>
-      </w:r>
-      <w:proofErr w:type="spellStart"/>
-      <w:r>
-        <w:rPr>
-          <w:rFonts w:ascii="Times Unicode" w:hAnsi="Times Unicode"/>
-          <w:sz w:val="21"/>
-          <w:szCs w:val="21"/>
-          <w:lang w:val="en-US"/>
-        </w:rPr>
-        <w:t>Մուրադ</w:t>
-      </w:r>
-      <w:proofErr w:type="spellEnd"/>
-      <w:r>
-        <w:rPr>
-          <w:rFonts w:ascii="Times Unicode" w:hAnsi="Times Unicode"/>
-          <w:sz w:val="21"/>
-          <w:szCs w:val="21"/>
-          <w:lang w:val="en-US"/>
-        </w:rPr>
-        <w:t xml:space="preserve"> </w:t>
-      </w:r>
-      <w:proofErr w:type="spellStart"/>
-      <w:r>
-        <w:rPr>
-          <w:rFonts w:ascii="Times Unicode" w:hAnsi="Times Unicode"/>
-          <w:sz w:val="21"/>
-          <w:szCs w:val="21"/>
-          <w:lang w:val="en-US"/>
-        </w:rPr>
-        <w:t>Պետրոսյանը</w:t>
-      </w:r>
-      <w:proofErr w:type="spellEnd"/>
-      <w:r>
-        <w:rPr>
-          <w:rFonts w:ascii="Times Unicode" w:hAnsi="Times Unicode"/>
-          <w:sz w:val="21"/>
-          <w:szCs w:val="21"/>
-          <w:lang w:val="en-US"/>
-        </w:rPr>
-        <w:t xml:space="preserve">, </w:t>
-      </w:r>
-      <w:proofErr w:type="spellStart"/>
-      <w:r>
-        <w:rPr>
-          <w:rFonts w:ascii="Times Unicode" w:hAnsi="Times Unicode"/>
-          <w:sz w:val="21"/>
-          <w:szCs w:val="21"/>
-          <w:lang w:val="en-US"/>
-        </w:rPr>
-        <w:t>ով</w:t>
-      </w:r>
-      <w:proofErr w:type="spellEnd"/>
-      <w:r>
-        <w:rPr>
-          <w:rFonts w:ascii="Times Unicode" w:hAnsi="Times Unicode"/>
-          <w:sz w:val="21"/>
-          <w:szCs w:val="21"/>
-          <w:lang w:val="en-US"/>
-        </w:rPr>
-        <w:t xml:space="preserve"> </w:t>
-      </w:r>
-      <w:proofErr w:type="spellStart"/>
-      <w:r>
-        <w:rPr>
-          <w:rFonts w:ascii="Times Unicode" w:hAnsi="Times Unicode"/>
-          <w:sz w:val="21"/>
-          <w:szCs w:val="21"/>
-          <w:lang w:val="en-US"/>
-        </w:rPr>
-        <w:t>գործում</w:t>
-      </w:r>
-      <w:proofErr w:type="spellEnd"/>
-      <w:r>
-        <w:rPr>
-          <w:rFonts w:ascii="Times Unicode" w:hAnsi="Times Unicode"/>
-          <w:sz w:val="21"/>
-          <w:szCs w:val="21"/>
-          <w:lang w:val="en-US"/>
-        </w:rPr>
-        <w:t xml:space="preserve"> է ՀՀ </w:t>
-      </w:r>
-      <w:proofErr w:type="spellStart"/>
-      <w:r>
-        <w:rPr>
-          <w:rFonts w:ascii="Times Unicode" w:hAnsi="Times Unicode"/>
-          <w:sz w:val="21"/>
-          <w:szCs w:val="21"/>
-          <w:lang w:val="en-US"/>
-        </w:rPr>
-        <w:t>Սնանկության</w:t>
-      </w:r>
-      <w:proofErr w:type="spellEnd"/>
-      <w:r>
-        <w:rPr>
-          <w:rFonts w:ascii="Times Unicode" w:hAnsi="Times Unicode"/>
-          <w:sz w:val="21"/>
-          <w:szCs w:val="21"/>
-          <w:lang w:val="en-US"/>
-        </w:rPr>
-        <w:t xml:space="preserve"> </w:t>
-      </w:r>
-      <w:proofErr w:type="spellStart"/>
-      <w:r>
-        <w:rPr>
-          <w:rFonts w:ascii="Times Unicode" w:hAnsi="Times Unicode"/>
-          <w:sz w:val="21"/>
-          <w:szCs w:val="21"/>
-          <w:lang w:val="en-US"/>
-        </w:rPr>
-        <w:t>դատարանի</w:t>
-      </w:r>
-      <w:proofErr w:type="spellEnd"/>
-      <w:r>
-        <w:rPr>
-          <w:rFonts w:ascii="Times Unicode" w:hAnsi="Times Unicode"/>
-          <w:sz w:val="21"/>
-          <w:szCs w:val="21"/>
-          <w:lang w:val="en-US"/>
-        </w:rPr>
-        <w:t xml:space="preserve"> 07.04.2021թ.</w:t>
-      </w:r>
-      <w:r>
-        <w:rPr>
-          <w:rFonts w:ascii="Times Unicode" w:hAnsi="Times Unicode"/>
-          <w:sz w:val="21"/>
-          <w:szCs w:val="21"/>
-          <w:lang w:val="en-US"/>
-        </w:rPr>
-        <w:t xml:space="preserve"> </w:t>
-      </w:r>
-      <w:proofErr w:type="spellStart"/>
-      <w:r>
-        <w:rPr>
-          <w:rFonts w:ascii="Times Unicode" w:hAnsi="Times Unicode"/>
-          <w:sz w:val="21"/>
-          <w:szCs w:val="21"/>
-          <w:lang w:val="en-US"/>
-        </w:rPr>
-        <w:t>սնանկության</w:t>
-      </w:r>
-      <w:proofErr w:type="spellEnd"/>
-      <w:r>
-        <w:rPr>
-          <w:rFonts w:ascii="Times Unicode" w:hAnsi="Times Unicode"/>
-          <w:sz w:val="21"/>
-          <w:szCs w:val="21"/>
-          <w:lang w:val="en-US"/>
-        </w:rPr>
-        <w:t xml:space="preserve"> </w:t>
-      </w:r>
-      <w:proofErr w:type="spellStart"/>
-      <w:r>
-        <w:rPr>
-          <w:rFonts w:ascii="Times Unicode" w:hAnsi="Times Unicode"/>
-          <w:sz w:val="21"/>
-          <w:szCs w:val="21"/>
-          <w:lang w:val="en-US"/>
-        </w:rPr>
-        <w:t>գործով</w:t>
-      </w:r>
-      <w:proofErr w:type="spellEnd"/>
-      <w:r>
-        <w:rPr>
-          <w:rFonts w:ascii="Times Unicode" w:hAnsi="Times Unicode"/>
-          <w:sz w:val="21"/>
-          <w:szCs w:val="21"/>
-          <w:lang w:val="en-US"/>
-        </w:rPr>
-        <w:t xml:space="preserve"> </w:t>
-      </w:r>
-      <w:proofErr w:type="spellStart"/>
-      <w:r>
-        <w:rPr>
-          <w:rFonts w:ascii="Times Unicode" w:hAnsi="Times Unicode"/>
-          <w:sz w:val="21"/>
-          <w:szCs w:val="21"/>
-          <w:lang w:val="en-US"/>
-        </w:rPr>
-        <w:t>կառավարիչ</w:t>
-      </w:r>
-      <w:proofErr w:type="spellEnd"/>
-      <w:r>
-        <w:rPr>
-          <w:rFonts w:ascii="Times Unicode" w:hAnsi="Times Unicode"/>
-          <w:sz w:val="21"/>
-          <w:szCs w:val="21"/>
-          <w:lang w:val="en-US"/>
-        </w:rPr>
-        <w:t xml:space="preserve"> </w:t>
-      </w:r>
-      <w:proofErr w:type="spellStart"/>
-      <w:r>
-        <w:rPr>
-          <w:rFonts w:ascii="Times Unicode" w:hAnsi="Times Unicode"/>
-          <w:sz w:val="21"/>
-          <w:szCs w:val="21"/>
-          <w:lang w:val="en-US"/>
-        </w:rPr>
-        <w:t>նշանակելու</w:t>
-      </w:r>
-      <w:proofErr w:type="spellEnd"/>
-      <w:r>
-        <w:rPr>
-          <w:rFonts w:ascii="Times Unicode" w:hAnsi="Times Unicode"/>
-          <w:sz w:val="21"/>
-          <w:szCs w:val="21"/>
-          <w:lang w:val="en-US"/>
-        </w:rPr>
-        <w:t xml:space="preserve"> </w:t>
-      </w:r>
-      <w:proofErr w:type="spellStart"/>
-      <w:r>
-        <w:rPr>
-          <w:rFonts w:ascii="Times Unicode" w:hAnsi="Times Unicode"/>
-          <w:sz w:val="21"/>
-          <w:szCs w:val="21"/>
-          <w:lang w:val="en-US"/>
-        </w:rPr>
-        <w:t>մասին</w:t>
-      </w:r>
-      <w:proofErr w:type="spellEnd"/>
-      <w:r>
-        <w:rPr>
-          <w:rFonts w:ascii="Times Unicode" w:hAnsi="Times Unicode"/>
-          <w:sz w:val="21"/>
-          <w:szCs w:val="21"/>
-          <w:lang w:val="en-US"/>
-        </w:rPr>
-        <w:t xml:space="preserve"> և </w:t>
-      </w:r>
-      <w:r>
-        <w:rPr>
-          <w:rFonts w:ascii="Times Unicode" w:hAnsi="Times Unicode"/>
-          <w:sz w:val="21"/>
-          <w:szCs w:val="21"/>
-          <w:lang w:val="en-US"/>
-        </w:rPr>
-        <w:t xml:space="preserve">{{r </w:t>
-      </w:r>
-      <w:proofErr w:type="spellStart"/>
-      <w:r>
-        <w:rPr>
-          <w:rFonts w:ascii="Times Unicode" w:hAnsi="Times Unicode"/>
-          <w:sz w:val="21"/>
-          <w:szCs w:val="21"/>
-          <w:lang w:val="en-US"/>
-        </w:rPr>
-        <w:t>voroshman_amsativ</w:t>
-      </w:r>
-      <w:proofErr w:type="spellEnd"/>
-      <w:r>
-        <w:rPr>
-          <w:rFonts w:ascii="Times Unicode" w:hAnsi="Times Unicode"/>
-          <w:sz w:val="21"/>
-          <w:szCs w:val="21"/>
-          <w:lang w:val="en-US"/>
-        </w:rPr>
-        <w:t>}}</w:t>
-      </w:r>
-      <w:r>
-        <w:rPr>
-          <w:rFonts w:ascii="Times Unicode" w:hAnsi="Times Unicode"/>
-          <w:sz w:val="21"/>
-          <w:szCs w:val="21"/>
-          <w:lang w:val="en-US"/>
-        </w:rPr>
-        <w:t xml:space="preserve">թ. </w:t>
-      </w:r>
-      <w:proofErr w:type="spellStart"/>
-      <w:r>
-        <w:rPr>
-          <w:rFonts w:ascii="Times Unicode" w:hAnsi="Times Unicode"/>
-          <w:sz w:val="21"/>
-          <w:szCs w:val="21"/>
-          <w:lang w:val="en-US"/>
-        </w:rPr>
-        <w:t>գույքը</w:t>
-      </w:r>
-      <w:proofErr w:type="spellEnd"/>
-      <w:r>
-        <w:rPr>
-          <w:rFonts w:ascii="Times Unicode" w:hAnsi="Times Unicode"/>
-          <w:sz w:val="21"/>
-          <w:szCs w:val="21"/>
-          <w:lang w:val="en-US"/>
-        </w:rPr>
-        <w:t xml:space="preserve"> </w:t>
-      </w:r>
-      <w:proofErr w:type="spellStart"/>
-      <w:r>
-        <w:rPr>
-          <w:rFonts w:ascii="Times Unicode" w:hAnsi="Times Unicode"/>
-          <w:sz w:val="21"/>
-          <w:szCs w:val="21"/>
-          <w:lang w:val="en-US"/>
-        </w:rPr>
-        <w:t>աճուրդով</w:t>
-      </w:r>
-      <w:proofErr w:type="spellEnd"/>
-      <w:r>
-        <w:rPr>
-          <w:rFonts w:ascii="Times Unicode" w:hAnsi="Times Unicode"/>
-          <w:sz w:val="21"/>
-          <w:szCs w:val="21"/>
-          <w:lang w:val="en-US"/>
-        </w:rPr>
-        <w:t xml:space="preserve"> </w:t>
-      </w:r>
-      <w:proofErr w:type="spellStart"/>
-      <w:r>
-        <w:rPr>
-          <w:rFonts w:ascii="Times Unicode" w:hAnsi="Times Unicode"/>
-          <w:sz w:val="21"/>
-          <w:szCs w:val="21"/>
-          <w:lang w:val="en-US"/>
-        </w:rPr>
-        <w:t>վաճառելու</w:t>
-      </w:r>
-      <w:proofErr w:type="spellEnd"/>
-      <w:r>
-        <w:rPr>
-          <w:rFonts w:ascii="Times Unicode" w:hAnsi="Times Unicode"/>
-          <w:sz w:val="21"/>
-          <w:szCs w:val="21"/>
-          <w:lang w:val="en-US"/>
-        </w:rPr>
-        <w:t xml:space="preserve"> </w:t>
-      </w:r>
-      <w:proofErr w:type="spellStart"/>
-      <w:r>
-        <w:rPr>
-          <w:rFonts w:ascii="Times Unicode" w:hAnsi="Times Unicode"/>
-          <w:sz w:val="21"/>
-          <w:szCs w:val="21"/>
-          <w:lang w:val="en-US"/>
-        </w:rPr>
-        <w:t>թույլտվություն</w:t>
-      </w:r>
-      <w:proofErr w:type="spellEnd"/>
-      <w:r>
-        <w:rPr>
-          <w:rFonts w:ascii="Times Unicode" w:hAnsi="Times Unicode"/>
-          <w:sz w:val="21"/>
-          <w:szCs w:val="21"/>
-          <w:lang w:val="en-US"/>
-        </w:rPr>
-        <w:t xml:space="preserve"> </w:t>
-      </w:r>
-      <w:proofErr w:type="spellStart"/>
-      <w:r>
-        <w:rPr>
-          <w:rFonts w:ascii="Times Unicode" w:hAnsi="Times Unicode"/>
-          <w:sz w:val="21"/>
-          <w:szCs w:val="21"/>
-          <w:lang w:val="en-US"/>
-        </w:rPr>
-        <w:t>տալու</w:t>
-      </w:r>
-      <w:proofErr w:type="spellEnd"/>
-      <w:r>
-        <w:rPr>
-          <w:rFonts w:ascii="Times Unicode" w:hAnsi="Times Unicode"/>
-          <w:sz w:val="21"/>
-          <w:szCs w:val="21"/>
-          <w:lang w:val="en-US"/>
-        </w:rPr>
-        <w:t xml:space="preserve"> </w:t>
-      </w:r>
-      <w:proofErr w:type="spellStart"/>
-      <w:r>
-        <w:rPr>
-          <w:rFonts w:ascii="Times Unicode" w:hAnsi="Times Unicode"/>
-          <w:sz w:val="21"/>
-          <w:szCs w:val="21"/>
-          <w:lang w:val="en-US"/>
-        </w:rPr>
-        <w:t>մասին</w:t>
-      </w:r>
-      <w:proofErr w:type="spellEnd"/>
-      <w:r>
-        <w:rPr>
-          <w:rFonts w:ascii="Times Unicode" w:hAnsi="Times Unicode"/>
-          <w:sz w:val="21"/>
-          <w:szCs w:val="21"/>
-          <w:lang w:val="en-US"/>
-        </w:rPr>
-        <w:t xml:space="preserve"> </w:t>
-      </w:r>
-      <w:proofErr w:type="spellStart"/>
-      <w:r>
-        <w:rPr>
-          <w:rFonts w:ascii="Times Unicode" w:hAnsi="Times Unicode"/>
-          <w:sz w:val="21"/>
-          <w:szCs w:val="21"/>
-          <w:lang w:val="en-US"/>
-        </w:rPr>
-        <w:t>որոշումների</w:t>
-      </w:r>
-      <w:proofErr w:type="spellEnd"/>
-      <w:r>
-        <w:rPr>
-          <w:rFonts w:ascii="Times Unicode" w:hAnsi="Times Unicode"/>
-          <w:sz w:val="21"/>
-          <w:szCs w:val="21"/>
-          <w:lang w:val="en-US"/>
-        </w:rPr>
-        <w:t xml:space="preserve"> </w:t>
-      </w:r>
-      <w:proofErr w:type="spellStart"/>
-      <w:r>
-        <w:rPr>
-          <w:rFonts w:ascii="Times Unicode" w:hAnsi="Times Unicode"/>
-          <w:sz w:val="21"/>
-          <w:szCs w:val="21"/>
-          <w:lang w:val="en-US"/>
-        </w:rPr>
-        <w:t>հիման</w:t>
-      </w:r>
-      <w:proofErr w:type="spellEnd"/>
-      <w:r>
-        <w:rPr>
-          <w:rFonts w:ascii="Times Unicode" w:hAnsi="Times Unicode"/>
-          <w:sz w:val="21"/>
-          <w:szCs w:val="21"/>
-          <w:lang w:val="en-US"/>
-        </w:rPr>
-        <w:t xml:space="preserve"> </w:t>
-      </w:r>
-      <w:proofErr w:type="spellStart"/>
-      <w:r>
-        <w:rPr>
-          <w:rFonts w:ascii="Times Unicode" w:hAnsi="Times Unicode"/>
-          <w:sz w:val="21"/>
-          <w:szCs w:val="21"/>
-          <w:lang w:val="en-US"/>
-        </w:rPr>
-        <w:t>վրա</w:t>
-      </w:r>
-      <w:proofErr w:type="spellEnd"/>
-      <w:r>
-        <w:rPr>
-          <w:rFonts w:ascii="Times Unicode" w:hAnsi="Times Unicode"/>
-          <w:sz w:val="21"/>
-          <w:szCs w:val="21"/>
-          <w:lang w:val="en-US"/>
-        </w:rPr>
-        <w:t xml:space="preserve">, </w:t>
-      </w:r>
-      <w:proofErr w:type="spellStart"/>
-      <w:r>
-        <w:rPr>
-          <w:rFonts w:ascii="Times Unicode" w:hAnsi="Times Unicode"/>
-          <w:sz w:val="21"/>
-          <w:szCs w:val="21"/>
-          <w:lang w:val="en-US"/>
-        </w:rPr>
-        <w:t>մի</w:t>
-      </w:r>
-      <w:proofErr w:type="spellEnd"/>
-      <w:r>
-        <w:rPr>
-          <w:rFonts w:ascii="Times Unicode" w:hAnsi="Times Unicode"/>
-          <w:sz w:val="21"/>
-          <w:szCs w:val="21"/>
-          <w:lang w:val="en-US"/>
-        </w:rPr>
-        <w:t xml:space="preserve"> </w:t>
-      </w:r>
-      <w:proofErr w:type="spellStart"/>
-      <w:r>
-        <w:rPr>
-          <w:rFonts w:ascii="Times Unicode" w:hAnsi="Times Unicode"/>
-          <w:sz w:val="21"/>
-          <w:szCs w:val="21"/>
-          <w:lang w:val="en-US"/>
-        </w:rPr>
-        <w:t>կողմից</w:t>
-      </w:r>
-      <w:proofErr w:type="spellEnd"/>
-      <w:r>
-        <w:rPr>
-          <w:rFonts w:ascii="Times Unicode" w:hAnsi="Times Unicode"/>
-          <w:sz w:val="21"/>
-          <w:szCs w:val="21"/>
-          <w:lang w:val="en-US"/>
-        </w:rPr>
-        <w:t>, և</w:t>
-      </w:r>
-      <w:r>
-        <w:rPr>
-          <w:rFonts w:ascii="Times Unicode" w:hAnsi="Times Unicode"/>
-          <w:sz w:val="21"/>
-          <w:szCs w:val="21"/>
-          <w:lang w:val="en-US"/>
-        </w:rPr>
-        <w:t xml:space="preserve"> </w:t>
+          <w:lang w:val="hy-AM"/>
+        </w:rPr>
+        <w:t xml:space="preserve">թ. գույքը աճուրդով վաճառելու թույլտվություն տալու մասին որոշումների հիման վրա, մի կողմից, և </w:t>
       </w:r>
       <w:r>
         <w:rPr>
@@ -1085,7 +351,7 @@
           <w:b/>
           <w:sz w:val="21"/>
           <w:szCs w:val="21"/>
-          <w:lang w:val="en-US"/>
+          <w:lang w:val="hy-AM"/>
         </w:rPr>
         <w:t xml:space="preserve"> </w:t>
       </w:r>
@@ -1095,31 +361,9 @@
           <w:b/>
           <w:sz w:val="21"/>
           <w:szCs w:val="21"/>
-          <w:lang w:val="en-US"/>
-        </w:rPr>
-        <w:t xml:space="preserve">{{r </w:t>
-      </w:r>
-      <w:proofErr w:type="spellStart"/>
-      <w:r>
-        <w:rPr>
-          <w:rFonts w:ascii="Sylfaen" w:hAnsi="Sylfaen"/>
-          <w:b/>
-          <w:sz w:val="21"/>
-          <w:szCs w:val="21"/>
-          <w:lang w:val="en-US"/>
-        </w:rPr>
-        <w:t>gnord</w:t>
-      </w:r>
-      <w:proofErr w:type="spellEnd"/>
-      <w:r>
-        <w:rPr>
-          <w:rFonts w:ascii="Sylfaen" w:hAnsi="Sylfaen"/>
-          <w:b/>
-          <w:sz w:val="21"/>
-          <w:szCs w:val="21"/>
-          <w:lang w:val="en-US"/>
-        </w:rPr>
-        <w:t xml:space="preserve"> }}</w:t>
+          <w:lang w:val="hy-AM"/>
+        </w:rPr>
+        <w:t>{{r gnord }}</w:t>
       </w:r>
       <w:r>
         <w:rPr>
@@ -1128,7 +372,7 @@
           <w:bCs/>
           <w:sz w:val="21"/>
           <w:szCs w:val="21"/>
-          <w:lang w:val="en-US"/>
+          <w:lang w:val="hy-AM"/>
         </w:rPr>
         <w:t>ի</w:t>
       </w:r>
@@ -1138,7 +382,7 @@
           <w:b/>
           <w:sz w:val="21"/>
           <w:szCs w:val="21"/>
-          <w:lang w:val="en-US"/>
+          <w:lang w:val="hy-AM"/>
         </w:rPr>
         <w:t>,</w:t>
       </w:r>
@@ -1148,7 +392,7 @@
           <w:b/>
           <w:sz w:val="21"/>
           <w:szCs w:val="21"/>
-          <w:lang w:val="en-US"/>
+          <w:lang w:val="hy-AM"/>
         </w:rPr>
         <w:t xml:space="preserve"> </w:t>
       </w:r>
@@ -1158,29 +402,67 @@
           <w:b/>
           <w:sz w:val="21"/>
           <w:szCs w:val="21"/>
-          <w:lang w:val="en-US"/>
-        </w:rPr>
-        <w:t xml:space="preserve">{{r </w:t>
-      </w:r>
-      <w:proofErr w:type="spellStart"/>
+          <w:lang w:val="hy-AM"/>
+        </w:rPr>
+        <w:t>{{r grancman_hamar }}</w:t>
+      </w:r>
+      <w:r>
+        <w:rPr>
+          <w:rFonts w:ascii="Times Unicode" w:hAnsi="Times Unicode"/>
+          <w:b/>
+          <w:sz w:val="21"/>
+          <w:szCs w:val="21"/>
+          <w:lang w:val="hy-AM"/>
+        </w:rPr>
+        <w:t xml:space="preserve"> </w:t>
+      </w:r>
       <w:r>
         <w:rPr>
           <w:rFonts w:ascii="Sylfaen" w:hAnsi="Sylfaen"/>
           <w:b/>
           <w:sz w:val="21"/>
           <w:szCs w:val="21"/>
-          <w:lang w:val="en-US"/>
-        </w:rPr>
-        <w:t>grancman_hamar</w:t>
-      </w:r>
-      <w:proofErr w:type="spellEnd"/>
+          <w:lang w:val="hy-AM"/>
+        </w:rPr>
+        <w:t>{{r hvhh }}</w:t>
+      </w:r>
+      <w:r>
+        <w:rPr>
+          <w:rFonts w:ascii="Times Unicode" w:hAnsi="Times Unicode"/>
+          <w:b/>
+          <w:sz w:val="21"/>
+          <w:szCs w:val="21"/>
+          <w:lang w:val="hy-AM"/>
+        </w:rPr>
+        <w:t xml:space="preserve"> </w:t>
+      </w:r>
       <w:r>
         <w:rPr>
           <w:rFonts w:ascii="Sylfaen" w:hAnsi="Sylfaen"/>
           <w:b/>
           <w:sz w:val="21"/>
           <w:szCs w:val="21"/>
-          <w:lang w:val="en-US"/>
+          <w:lang w:val="hy-AM"/>
+        </w:rPr>
+        <w:t xml:space="preserve">{{r </w:t>
+      </w:r>
+      <w:r>
+        <w:rPr>
+          <w:rFonts w:ascii="Sylfaen" w:hAnsi="Sylfaen"/>
+          <w:b/>
+          <w:sz w:val="21"/>
+          <w:szCs w:val="21"/>
+          <w:lang w:val="hy-AM"/>
+        </w:rPr>
+        <w:t>andznagir</w:t>
+      </w:r>
+      <w:r>
+        <w:rPr>
+          <w:rFonts w:ascii="Sylfaen" w:hAnsi="Sylfaen"/>
+          <w:b/>
+          <w:sz w:val="21"/>
+          <w:szCs w:val="21"/>
+          <w:lang w:val="hy-AM"/>
         </w:rPr>
         <w:t xml:space="preserve"> }}</w:t>
       </w:r>
@@ -1190,9 +472,9 @@
           <w:b/>
           <w:sz w:val="21"/>
           <w:szCs w:val="21"/>
-          <w:lang w:val="en-US"/>
-        </w:rPr>
-        <w:t xml:space="preserve"> </w:t>
+          <w:lang w:val="hy-AM"/>
+        </w:rPr>
+        <w:t xml:space="preserve"> տրված </w:t>
       </w:r>
       <w:r>
         <w:rPr>
@@ -1200,31 +482,49 @@
           <w:b/>
           <w:sz w:val="21"/>
           <w:szCs w:val="21"/>
-          <w:lang w:val="en-US"/>
-        </w:rPr>
-        <w:t xml:space="preserve">{{r </w:t>
-      </w:r>
-      <w:proofErr w:type="spellStart"/>
+          <w:lang w:val="hy-AM"/>
+        </w:rPr>
+        <w:t>{{r trman_amsativ }}</w:t>
+      </w:r>
+      <w:r>
+        <w:rPr>
+          <w:rFonts w:ascii="Times Unicode" w:hAnsi="Times Unicode"/>
+          <w:b/>
+          <w:sz w:val="21"/>
+          <w:szCs w:val="21"/>
+          <w:lang w:val="hy-AM"/>
+        </w:rPr>
+        <w:t xml:space="preserve">-ին </w:t>
+      </w:r>
       <w:r>
         <w:rPr>
           <w:rFonts w:ascii="Sylfaen" w:hAnsi="Sylfaen"/>
           <w:b/>
           <w:sz w:val="21"/>
           <w:szCs w:val="21"/>
-          <w:lang w:val="en-US"/>
-        </w:rPr>
-        <w:t>hvhh</w:t>
-      </w:r>
-      <w:proofErr w:type="spellEnd"/>
+          <w:lang w:val="hy-AM"/>
+        </w:rPr>
+        <w:t>{{r um_koxmic</w:t>
+      </w:r>
       <w:r>
         <w:rPr>
           <w:rFonts w:ascii="Sylfaen" w:hAnsi="Sylfaen"/>
           <w:b/>
           <w:sz w:val="21"/>
           <w:szCs w:val="21"/>
-          <w:lang w:val="en-US"/>
-        </w:rPr>
-        <w:t xml:space="preserve"> }}</w:t>
+          <w:lang w:val="hy-AM"/>
+        </w:rPr>
+        <w:t xml:space="preserve"> </w:t>
+      </w:r>
+      <w:r>
+        <w:rPr>
+          <w:rFonts w:ascii="Sylfaen" w:hAnsi="Sylfaen"/>
+          <w:b/>
+          <w:sz w:val="21"/>
+          <w:szCs w:val="21"/>
+          <w:lang w:val="hy-AM"/>
+        </w:rPr>
+        <w:t>}}</w:t>
       </w:r>
       <w:r>
         <w:rPr>
@@ -1232,9 +532,9 @@
           <w:b/>
           <w:sz w:val="21"/>
           <w:szCs w:val="21"/>
-          <w:lang w:val="en-US"/>
-        </w:rPr>
-        <w:t xml:space="preserve"> </w:t>
+          <w:lang w:val="hy-AM"/>
+        </w:rPr>
+        <w:t xml:space="preserve">-ի կողմից հաշվառված՝  </w:t>
       </w:r>
       <w:r>
         <w:rPr>
@@ -1242,255 +542,9 @@
           <w:b/>
           <w:sz w:val="21"/>
           <w:szCs w:val="21"/>
-          <w:lang w:val="en-US"/>
-        </w:rPr>
-        <w:t xml:space="preserve">{{r </w:t>
-      </w:r>
-      <w:proofErr w:type="spellStart"/>
-      <w:r>
-        <w:rPr>
-          <w:rFonts w:ascii="Sylfaen" w:hAnsi="Sylfaen"/>
-          <w:b/>
-          <w:sz w:val="21"/>
-          <w:szCs w:val="21"/>
-          <w:lang w:val="en-US"/>
-        </w:rPr>
-        <w:t>andznagir</w:t>
-      </w:r>
-      <w:proofErr w:type="spellEnd"/>
-      <w:r>
-        <w:rPr>
-          <w:rFonts w:ascii="Sylfaen" w:hAnsi="Sylfaen"/>
-          <w:b/>
-          <w:sz w:val="21"/>
-          <w:szCs w:val="21"/>
-          <w:lang w:val="en-US"/>
-        </w:rPr>
-        <w:t xml:space="preserve"> }}</w:t>
-      </w:r>
-      <w:r>
-        <w:rPr>
-          <w:rFonts w:ascii="Times Unicode" w:hAnsi="Times Unicode"/>
-          <w:b/>
-          <w:sz w:val="21"/>
-          <w:szCs w:val="21"/>
-          <w:lang w:val="en-US"/>
-        </w:rPr>
-        <w:t xml:space="preserve"> </w:t>
-      </w:r>
-      <w:proofErr w:type="spellStart"/>
-      <w:r>
-        <w:rPr>
-          <w:rFonts w:ascii="Times Unicode" w:hAnsi="Times Unicode"/>
-          <w:b/>
-          <w:sz w:val="21"/>
-          <w:szCs w:val="21"/>
-          <w:lang w:val="en-US"/>
-        </w:rPr>
-        <w:t>տրված</w:t>
-      </w:r>
-      <w:proofErr w:type="spellEnd"/>
-      <w:r>
-        <w:rPr>
-          <w:rFonts w:ascii="Times Unicode" w:hAnsi="Times Unicode"/>
-          <w:b/>
-          <w:sz w:val="21"/>
-          <w:szCs w:val="21"/>
-          <w:lang w:val="en-US"/>
-        </w:rPr>
-        <w:t xml:space="preserve"> </w:t>
-      </w:r>
-      <w:r>
-        <w:rPr>
-          <w:rFonts w:ascii="Sylfaen" w:hAnsi="Sylfaen"/>
-          <w:b/>
-          <w:sz w:val="21"/>
-          <w:szCs w:val="21"/>
-          <w:lang w:val="en-US"/>
-        </w:rPr>
-        <w:t xml:space="preserve">{{r </w:t>
-      </w:r>
-      <w:proofErr w:type="spellStart"/>
-      <w:r>
-        <w:rPr>
-          <w:rFonts w:ascii="Sylfaen" w:hAnsi="Sylfaen"/>
-          <w:b/>
-          <w:sz w:val="21"/>
-          <w:szCs w:val="21"/>
-          <w:lang w:val="en-US"/>
-        </w:rPr>
-        <w:t>trman_amsativ</w:t>
-      </w:r>
-      <w:proofErr w:type="spellEnd"/>
-      <w:r>
-        <w:rPr>
-          <w:rFonts w:ascii="Sylfaen" w:hAnsi="Sylfaen"/>
-          <w:b/>
-          <w:sz w:val="21"/>
-          <w:szCs w:val="21"/>
-          <w:lang w:val="en-US"/>
-        </w:rPr>
-        <w:t xml:space="preserve"> }}</w:t>
-      </w:r>
-      <w:r>
-        <w:rPr>
-          <w:rFonts w:ascii="Times Unicode" w:hAnsi="Times Unicode"/>
-          <w:b/>
-          <w:sz w:val="21"/>
-          <w:szCs w:val="21"/>
-          <w:lang w:val="en-US"/>
-        </w:rPr>
-        <w:t>-</w:t>
-      </w:r>
-      <w:proofErr w:type="spellStart"/>
-      <w:r>
-        <w:rPr>
-          <w:rFonts w:ascii="Times Unicode" w:hAnsi="Times Unicode"/>
-          <w:b/>
-          <w:sz w:val="21"/>
-          <w:szCs w:val="21"/>
-          <w:lang w:val="en-US"/>
-        </w:rPr>
-        <w:t>ին</w:t>
-      </w:r>
-      <w:proofErr w:type="spellEnd"/>
-      <w:r>
-        <w:rPr>
-          <w:rFonts w:ascii="Times Unicode" w:hAnsi="Times Unicode"/>
-          <w:b/>
-          <w:sz w:val="21"/>
-          <w:szCs w:val="21"/>
-          <w:lang w:val="en-US"/>
-        </w:rPr>
-        <w:t xml:space="preserve"> </w:t>
-      </w:r>
-      <w:r>
-        <w:rPr>
-          <w:rFonts w:ascii="Sylfaen" w:hAnsi="Sylfaen"/>
-          <w:b/>
-          <w:sz w:val="21"/>
-          <w:szCs w:val="21"/>
-          <w:lang w:val="en-US"/>
-        </w:rPr>
-        <w:t xml:space="preserve">{{r </w:t>
-      </w:r>
-      <w:proofErr w:type="spellStart"/>
-      <w:r>
-        <w:rPr>
-          <w:rFonts w:ascii="Sylfaen" w:hAnsi="Sylfaen"/>
-          <w:b/>
-          <w:sz w:val="21"/>
-          <w:szCs w:val="21"/>
-          <w:lang w:val="en-US"/>
-        </w:rPr>
-        <w:t>um_koxmic</w:t>
-      </w:r>
-      <w:proofErr w:type="spellEnd"/>
-      <w:r>
-        <w:rPr>
-          <w:rFonts w:ascii="Sylfaen" w:hAnsi="Sylfaen"/>
-          <w:b/>
-          <w:sz w:val="21"/>
-          <w:szCs w:val="21"/>
-          <w:lang w:val="en-US"/>
-        </w:rPr>
-        <w:t xml:space="preserve"> </w:t>
-      </w:r>
-      <w:r>
-        <w:rPr>
-          <w:rFonts w:ascii="Sylfaen" w:hAnsi="Sylfaen"/>
-          <w:b/>
-          <w:sz w:val="21"/>
-          <w:szCs w:val="21"/>
-          <w:lang w:val="en-US"/>
-        </w:rPr>
-        <w:t>}}</w:t>
-      </w:r>
-      <w:r>
-        <w:rPr>
-          <w:rFonts w:ascii="Times Unicode" w:hAnsi="Times Unicode"/>
-          <w:b/>
-          <w:sz w:val="21"/>
-          <w:szCs w:val="21"/>
-          <w:lang w:val="en-US"/>
-        </w:rPr>
-        <w:t xml:space="preserve">-ի </w:t>
-      </w:r>
-      <w:proofErr w:type="spellStart"/>
-      <w:r>
-        <w:rPr>
-          <w:rFonts w:ascii="Times Unicode" w:hAnsi="Times Unicode"/>
-          <w:b/>
-          <w:sz w:val="21"/>
-          <w:szCs w:val="21"/>
-          <w:lang w:val="en-US"/>
-        </w:rPr>
-        <w:t>կողմից</w:t>
-      </w:r>
-      <w:proofErr w:type="spellEnd"/>
-      <w:r>
-        <w:rPr>
-          <w:rFonts w:ascii="Times Unicode" w:hAnsi="Times Unicode"/>
-          <w:b/>
-          <w:sz w:val="21"/>
-          <w:szCs w:val="21"/>
-          <w:lang w:val="en-US"/>
-        </w:rPr>
-        <w:t xml:space="preserve"> </w:t>
-      </w:r>
-      <w:proofErr w:type="spellStart"/>
-      <w:r>
-        <w:rPr>
-          <w:rFonts w:ascii="Times Unicode" w:hAnsi="Times Unicode"/>
-          <w:b/>
-          <w:sz w:val="21"/>
-          <w:szCs w:val="21"/>
-          <w:lang w:val="en-US"/>
-        </w:rPr>
-        <w:t>հաշվառված</w:t>
-      </w:r>
-      <w:proofErr w:type="spellEnd"/>
-      <w:r>
-        <w:rPr>
-          <w:rFonts w:ascii="Times Unicode" w:hAnsi="Times Unicode"/>
-          <w:b/>
-          <w:sz w:val="21"/>
-          <w:szCs w:val="21"/>
-          <w:lang w:val="en-US"/>
-        </w:rPr>
-        <w:t xml:space="preserve">՝  </w:t>
-      </w:r>
-      <w:r>
-        <w:rPr>
-          <w:rFonts w:ascii="Sylfaen" w:hAnsi="Sylfaen"/>
-          <w:b/>
-          <w:sz w:val="21"/>
-          <w:szCs w:val="21"/>
-          <w:lang w:val="en-US"/>
-        </w:rPr>
-        <w:t xml:space="preserve">{{r </w:t>
-      </w:r>
-      <w:proofErr w:type="spellStart"/>
-      <w:r>
-        <w:rPr>
-          <w:rFonts w:ascii="Sylfaen" w:hAnsi="Sylfaen"/>
-          <w:b/>
-          <w:sz w:val="21"/>
-          <w:szCs w:val="21"/>
-          <w:lang w:val="en-US"/>
-        </w:rPr>
-        <w:t>grancman_hasce</w:t>
-      </w:r>
-      <w:proofErr w:type="spellEnd"/>
-      <w:r>
-        <w:rPr>
-          <w:rFonts w:ascii="Sylfaen" w:hAnsi="Sylfaen"/>
-          <w:b/>
-          <w:sz w:val="21"/>
-          <w:szCs w:val="21"/>
-          <w:lang w:val="en-US"/>
-        </w:rPr>
-        <w:t xml:space="preserve"> }}</w:t>
+          <w:lang w:val="hy-AM"/>
+        </w:rPr>
+        <w:t>{{r grancman_hasce }}</w:t>
       </w:r>
       <w:r>
         <w:rPr>
@@ -1498,124 +552,23 @@
           <w:b/>
           <w:sz w:val="24"/>
           <w:szCs w:val="24"/>
-          <w:lang w:val="en-US"/>
-        </w:rPr>
-        <w:t>,</w:t>
-      </w:r>
-      <w:r>
-        <w:rPr>
-          <w:rFonts w:ascii="Times Unicode" w:hAnsi="Times Unicode" w:cs="Sylfaen"/>
-          <w:b/>
-          <w:sz w:val="24"/>
-          <w:szCs w:val="24"/>
-          <w:lang w:val="en-US"/>
-        </w:rPr>
-        <w:t xml:space="preserve"> </w:t>
-      </w:r>
-      <w:proofErr w:type="spellStart"/>
+          <w:lang w:val="hy-AM"/>
+        </w:rPr>
+        <w:t xml:space="preserve">, </w:t>
+      </w:r>
       <w:r>
         <w:rPr>
           <w:rFonts w:ascii="Times Unicode" w:hAnsi="Times Unicode"/>
           <w:sz w:val="21"/>
           <w:szCs w:val="21"/>
-          <w:lang w:val="en-US"/>
-        </w:rPr>
-        <w:t>ստորագրեցին</w:t>
-      </w:r>
-      <w:proofErr w:type="spellEnd"/>
-      <w:r>
-        <w:rPr>
-          <w:rFonts w:ascii="Times Unicode" w:hAnsi="Times Unicode"/>
-          <w:sz w:val="21"/>
-          <w:szCs w:val="21"/>
-          <w:lang w:val="en-US"/>
-        </w:rPr>
-        <w:t xml:space="preserve"> </w:t>
-      </w:r>
-      <w:proofErr w:type="spellStart"/>
-      <w:r>
-        <w:rPr>
-          <w:rFonts w:ascii="Times Unicode" w:hAnsi="Times Unicode"/>
-          <w:sz w:val="21"/>
-          <w:szCs w:val="21"/>
-          <w:lang w:val="en-US"/>
-        </w:rPr>
-        <w:t>սույն</w:t>
-      </w:r>
-      <w:proofErr w:type="spellEnd"/>
-      <w:r>
-        <w:rPr>
-          <w:rFonts w:ascii="Times Unicode" w:hAnsi="Times Unicode"/>
-          <w:sz w:val="21"/>
-          <w:szCs w:val="21"/>
-          <w:lang w:val="en-US"/>
-        </w:rPr>
-        <w:t xml:space="preserve"> </w:t>
-      </w:r>
-      <w:proofErr w:type="spellStart"/>
-      <w:r>
-        <w:rPr>
-          <w:rFonts w:ascii="Times Unicode" w:hAnsi="Times Unicode"/>
-          <w:sz w:val="21"/>
-          <w:szCs w:val="21"/>
-          <w:lang w:val="en-US"/>
-        </w:rPr>
-        <w:t>արձանագրությունը</w:t>
-      </w:r>
-      <w:proofErr w:type="spellEnd"/>
-      <w:r>
-        <w:rPr>
-          <w:rFonts w:ascii="Times Unicode" w:hAnsi="Times Unicode"/>
-          <w:sz w:val="21"/>
-          <w:szCs w:val="21"/>
-          <w:lang w:val="en-US"/>
-        </w:rPr>
-        <w:t xml:space="preserve"> </w:t>
-      </w:r>
-      <w:proofErr w:type="spellStart"/>
-      <w:r>
-        <w:rPr>
-          <w:rFonts w:ascii="Times Unicode" w:hAnsi="Times Unicode"/>
-          <w:sz w:val="21"/>
-          <w:szCs w:val="21"/>
-          <w:lang w:val="en-US"/>
-        </w:rPr>
-        <w:t>հետևյալի</w:t>
-      </w:r>
-      <w:proofErr w:type="spellEnd"/>
-      <w:r>
-        <w:rPr>
-          <w:rFonts w:ascii="Times Unicode" w:hAnsi="Times Unicode"/>
-          <w:sz w:val="21"/>
-          <w:szCs w:val="21"/>
-          <w:lang w:val="en-US"/>
-        </w:rPr>
-        <w:t xml:space="preserve"> </w:t>
-      </w:r>
-      <w:proofErr w:type="spellStart"/>
-      <w:r>
-        <w:rPr>
-          <w:rFonts w:ascii="Times Unicode" w:hAnsi="Times Unicode"/>
-          <w:sz w:val="21"/>
-          <w:szCs w:val="21"/>
-          <w:lang w:val="en-US"/>
-        </w:rPr>
-        <w:t>մասին</w:t>
-      </w:r>
-      <w:proofErr w:type="spellEnd"/>
-      <w:r>
-        <w:rPr>
-          <w:rFonts w:ascii="Times Unicode" w:hAnsi="Times Unicode"/>
-          <w:sz w:val="21"/>
-          <w:szCs w:val="21"/>
-          <w:lang w:val="en-US"/>
-        </w:rPr>
-        <w:t>.</w:t>
+          <w:lang w:val="hy-AM"/>
+        </w:rPr>
+        <w:t>ստորագրեցին սույն արձանագրությունը հետևյալի մասին.</w:t>
       </w:r>
     </w:p>
     <w:p>
       <w:pPr>
-        <w:pStyle w:val="ListParagraph"/>
+        <w:pStyle w:val="a3"/>
         <w:numPr>
           <w:ilvl w:val="0"/>
           <w:numId w:val="8"/>
@@ -1627,68 +580,17 @@
           <w:rFonts w:ascii="Times Unicode" w:hAnsi="Times Unicode"/>
           <w:sz w:val="21"/>
           <w:szCs w:val="21"/>
-          <w:lang w:val="en-US"/>
-        </w:rPr>
-      </w:pPr>
-      <w:proofErr w:type="spellStart"/>
+          <w:lang w:val="hy-AM"/>
+        </w:rPr>
+      </w:pPr>
       <w:r>
         <w:rPr>
           <w:rFonts w:ascii="Times Unicode" w:hAnsi="Times Unicode"/>
           <w:sz w:val="21"/>
           <w:szCs w:val="21"/>
-          <w:lang w:val="en-US"/>
-        </w:rPr>
-        <w:t>Թիվ</w:t>
-      </w:r>
-      <w:proofErr w:type="spellEnd"/>
-      <w:r>
-        <w:rPr>
-          <w:rFonts w:ascii="Times Unicode" w:hAnsi="Times Unicode"/>
-          <w:sz w:val="21"/>
-          <w:szCs w:val="21"/>
-          <w:lang w:val="en-US"/>
-        </w:rPr>
-        <w:t xml:space="preserve"> ԵՇԴ/0031/04/15 </w:t>
-      </w:r>
-      <w:proofErr w:type="spellStart"/>
-      <w:r>
-        <w:rPr>
-          <w:rFonts w:ascii="Times Unicode" w:hAnsi="Times Unicode"/>
-          <w:sz w:val="21"/>
-          <w:szCs w:val="21"/>
-          <w:lang w:val="en-US"/>
-        </w:rPr>
-        <w:t>սնանկության</w:t>
-      </w:r>
-      <w:proofErr w:type="spellEnd"/>
-      <w:r>
-        <w:rPr>
-          <w:rFonts w:ascii="Times Unicode" w:hAnsi="Times Unicode"/>
-          <w:sz w:val="21"/>
-          <w:szCs w:val="21"/>
-          <w:lang w:val="en-US"/>
-        </w:rPr>
-        <w:t xml:space="preserve"> </w:t>
-      </w:r>
-      <w:proofErr w:type="spellStart"/>
-      <w:r>
-        <w:rPr>
-          <w:rFonts w:ascii="Times Unicode" w:hAnsi="Times Unicode"/>
-          <w:sz w:val="21"/>
-          <w:szCs w:val="21"/>
-          <w:lang w:val="en-US"/>
-        </w:rPr>
-        <w:t>գործով</w:t>
-      </w:r>
-      <w:proofErr w:type="spellEnd"/>
-      <w:r>
-        <w:rPr>
-          <w:rFonts w:ascii="Times Unicode" w:hAnsi="Times Unicode"/>
-          <w:sz w:val="21"/>
-          <w:szCs w:val="21"/>
-          <w:lang w:val="en-US"/>
-        </w:rPr>
-        <w:t xml:space="preserve"> </w:t>
+          <w:lang w:val="hy-AM"/>
+        </w:rPr>
+        <w:t xml:space="preserve">Թիվ ԵՇԴ/0031/04/15 սնանկության գործով </w:t>
       </w:r>
       <w:r>
         <w:rPr>
@@ -1697,33 +599,9 @@
           <w:bCs/>
           <w:sz w:val="24"/>
           <w:szCs w:val="24"/>
-          <w:lang w:val="en-US"/>
-        </w:rPr>
-        <w:t xml:space="preserve">{{r </w:t>
-      </w:r>
-      <w:proofErr w:type="spellStart"/>
-      <w:r>
-        <w:rPr>
-          <w:rFonts w:ascii="Sylfaen" w:hAnsi="Sylfaen" w:cstheme="minorHAnsi"/>
-          <w:b/>
-          <w:bCs/>
-          <w:sz w:val="24"/>
-          <w:szCs w:val="24"/>
-          <w:lang w:val="en-US"/>
-        </w:rPr>
-        <w:t>amsativ</w:t>
-      </w:r>
-      <w:proofErr w:type="spellEnd"/>
-      <w:r>
-        <w:rPr>
-          <w:rFonts w:ascii="Sylfaen" w:hAnsi="Sylfaen" w:cstheme="minorHAnsi"/>
-          <w:b/>
-          <w:bCs/>
-          <w:sz w:val="24"/>
-          <w:szCs w:val="24"/>
-          <w:lang w:val="en-US"/>
-        </w:rPr>
-        <w:t xml:space="preserve"> }}</w:t>
+          <w:lang w:val="hy-AM"/>
+        </w:rPr>
+        <w:t>{{r amsativ }}</w:t>
       </w:r>
       <w:r>
         <w:rPr>
@@ -1731,158 +609,35 @@
           <w:sz w:val="21"/>
           <w:szCs w:val="21"/>
           <w:u w:val="single"/>
-          <w:lang w:val="en-US"/>
-        </w:rPr>
-        <w:t>.-</w:t>
-      </w:r>
-      <w:proofErr w:type="spellStart"/>
+          <w:lang w:val="hy-AM"/>
+        </w:rPr>
+        <w:t>.-ին</w:t>
+      </w:r>
       <w:r>
         <w:rPr>
           <w:rFonts w:ascii="Times Unicode" w:hAnsi="Times Unicode"/>
           <w:sz w:val="21"/>
           <w:szCs w:val="21"/>
-          <w:u w:val="single"/>
-          <w:lang w:val="en-US"/>
-        </w:rPr>
-        <w:t>ին</w:t>
-      </w:r>
-      <w:proofErr w:type="spellEnd"/>
+          <w:lang w:val="hy-AM"/>
+        </w:rPr>
+        <w:t xml:space="preserve"> գույքի հրապարակային սակարկություններով վաճառքի</w:t>
+      </w:r>
+      <w:r>
+        <w:rPr>
+          <w:sz w:val="21"/>
+          <w:szCs w:val="21"/>
+          <w:lang w:val="hy-AM"/>
+        </w:rPr>
+        <w:t xml:space="preserve"> ներկայացված  ներքոհիշյալ լոտերի համար</w:t>
+      </w:r>
       <w:r>
         <w:rPr>
           <w:rFonts w:ascii="Times Unicode" w:hAnsi="Times Unicode"/>
           <w:sz w:val="21"/>
           <w:szCs w:val="21"/>
-          <w:lang w:val="en-US"/>
-        </w:rPr>
-        <w:t xml:space="preserve"> </w:t>
-      </w:r>
-      <w:proofErr w:type="spellStart"/>
-      <w:r>
-        <w:rPr>
-          <w:rFonts w:ascii="Times Unicode" w:hAnsi="Times Unicode"/>
-          <w:sz w:val="21"/>
-          <w:szCs w:val="21"/>
-          <w:lang w:val="en-US"/>
-        </w:rPr>
-        <w:t>գույքի</w:t>
-      </w:r>
-      <w:proofErr w:type="spellEnd"/>
-      <w:r>
-        <w:rPr>
-          <w:rFonts w:ascii="Times Unicode" w:hAnsi="Times Unicode"/>
-          <w:sz w:val="21"/>
-          <w:szCs w:val="21"/>
-          <w:lang w:val="en-US"/>
-        </w:rPr>
-        <w:t xml:space="preserve"> </w:t>
-      </w:r>
-      <w:proofErr w:type="spellStart"/>
-      <w:r>
-        <w:rPr>
-          <w:rFonts w:ascii="Times Unicode" w:hAnsi="Times Unicode"/>
-          <w:sz w:val="21"/>
-          <w:szCs w:val="21"/>
-          <w:lang w:val="en-US"/>
-        </w:rPr>
-        <w:t>հրապարակային</w:t>
-      </w:r>
-      <w:proofErr w:type="spellEnd"/>
-      <w:r>
-        <w:rPr>
-          <w:rFonts w:ascii="Times Unicode" w:hAnsi="Times Unicode"/>
-          <w:sz w:val="21"/>
-          <w:szCs w:val="21"/>
-          <w:lang w:val="en-US"/>
-        </w:rPr>
-        <w:t xml:space="preserve"> </w:t>
-      </w:r>
-      <w:proofErr w:type="spellStart"/>
-      <w:r>
-        <w:rPr>
-          <w:rFonts w:ascii="Times Unicode" w:hAnsi="Times Unicode"/>
-          <w:sz w:val="21"/>
-          <w:szCs w:val="21"/>
-          <w:lang w:val="en-US"/>
-        </w:rPr>
-        <w:t>սակարկություններով</w:t>
-      </w:r>
-      <w:proofErr w:type="spellEnd"/>
-      <w:r>
-        <w:rPr>
-          <w:rFonts w:ascii="Times Unicode" w:hAnsi="Times Unicode"/>
-          <w:sz w:val="21"/>
-          <w:szCs w:val="21"/>
-          <w:lang w:val="en-US"/>
-        </w:rPr>
-        <w:t xml:space="preserve"> </w:t>
-      </w:r>
-      <w:proofErr w:type="spellStart"/>
-      <w:r>
-        <w:rPr>
-          <w:rFonts w:ascii="Times Unicode" w:hAnsi="Times Unicode"/>
-          <w:sz w:val="21"/>
-          <w:szCs w:val="21"/>
-          <w:lang w:val="en-US"/>
-        </w:rPr>
-        <w:t>վաճառքի</w:t>
-      </w:r>
-      <w:proofErr w:type="spellEnd"/>
-      <w:r>
-        <w:rPr>
-          <w:sz w:val="21"/>
-          <w:szCs w:val="21"/>
-          <w:lang w:val="hy-AM"/>
-        </w:rPr>
-        <w:t xml:space="preserve"> ներկայացված  ներքոհիշյալ լոտերի համար</w:t>
-      </w:r>
-      <w:r>
-        <w:rPr>
-          <w:rFonts w:ascii="Times Unicode" w:hAnsi="Times Unicode"/>
-          <w:sz w:val="21"/>
-          <w:szCs w:val="21"/>
-          <w:lang w:val="en-US"/>
-        </w:rPr>
-        <w:t xml:space="preserve">  </w:t>
-      </w:r>
-      <w:proofErr w:type="spellStart"/>
-      <w:r>
-        <w:rPr>
-          <w:rFonts w:ascii="Times Unicode" w:hAnsi="Times Unicode"/>
-          <w:sz w:val="21"/>
-          <w:szCs w:val="21"/>
-          <w:lang w:val="en-US"/>
-        </w:rPr>
-        <w:t>աճուրդի</w:t>
-      </w:r>
-      <w:proofErr w:type="spellEnd"/>
-      <w:r>
-        <w:rPr>
-          <w:rFonts w:ascii="Times Unicode" w:hAnsi="Times Unicode"/>
-          <w:sz w:val="21"/>
-          <w:szCs w:val="21"/>
-          <w:lang w:val="en-US"/>
-        </w:rPr>
-        <w:t xml:space="preserve"> </w:t>
-      </w:r>
-      <w:proofErr w:type="spellStart"/>
-      <w:r>
-        <w:rPr>
-          <w:rFonts w:ascii="Times Unicode" w:hAnsi="Times Unicode"/>
-          <w:sz w:val="21"/>
-          <w:szCs w:val="21"/>
-          <w:lang w:val="en-US"/>
-        </w:rPr>
-        <w:t>մասնակից</w:t>
-      </w:r>
-      <w:proofErr w:type="spellEnd"/>
-      <w:r>
-        <w:rPr>
-          <w:rFonts w:ascii="Times Unicode" w:hAnsi="Times Unicode"/>
-          <w:sz w:val="21"/>
-          <w:szCs w:val="21"/>
-          <w:lang w:val="en-US"/>
-        </w:rPr>
-        <w:t xml:space="preserve"> </w:t>
+          <w:lang w:val="hy-AM"/>
+        </w:rPr>
+        <w:t xml:space="preserve">  աճուրդի մասնակից </w:t>
       </w:r>
       <w:r>
         <w:rPr>
@@ -1890,38 +645,16 @@
           <w:b/>
           <w:sz w:val="21"/>
           <w:szCs w:val="21"/>
-          <w:lang w:val="en-US"/>
-        </w:rPr>
-        <w:t xml:space="preserve">{{r </w:t>
-      </w:r>
-      <w:proofErr w:type="spellStart"/>
-      <w:r>
-        <w:rPr>
-          <w:rFonts w:ascii="Sylfaen" w:hAnsi="Sylfaen"/>
-          <w:b/>
-          <w:sz w:val="21"/>
-          <w:szCs w:val="21"/>
-          <w:lang w:val="en-US"/>
-        </w:rPr>
-        <w:t>gnord</w:t>
-      </w:r>
-      <w:proofErr w:type="spellEnd"/>
-      <w:r>
-        <w:rPr>
-          <w:rFonts w:ascii="Sylfaen" w:hAnsi="Sylfaen"/>
-          <w:b/>
-          <w:sz w:val="21"/>
-          <w:szCs w:val="21"/>
-          <w:lang w:val="en-US"/>
-        </w:rPr>
-        <w:t xml:space="preserve"> }}</w:t>
+          <w:lang w:val="hy-AM"/>
+        </w:rPr>
+        <w:t>{{r gnord }}</w:t>
       </w:r>
       <w:r>
         <w:rPr>
           <w:rFonts w:ascii="Times Unicode" w:hAnsi="Times Unicode"/>
           <w:sz w:val="21"/>
           <w:szCs w:val="21"/>
-          <w:lang w:val="en-US"/>
+          <w:lang w:val="hy-AM"/>
         </w:rPr>
         <w:t>ի</w:t>
       </w:r>
@@ -1931,89 +664,18 @@
           <w:b/>
           <w:sz w:val="21"/>
           <w:szCs w:val="21"/>
-          <w:lang w:val="en-US"/>
+          <w:lang w:val="hy-AM"/>
         </w:rPr>
         <w:t xml:space="preserve"> </w:t>
       </w:r>
-      <w:proofErr w:type="spellStart"/>
       <w:r>
         <w:rPr>
           <w:rFonts w:ascii="Times Unicode" w:hAnsi="Times Unicode"/>
           <w:sz w:val="21"/>
           <w:szCs w:val="21"/>
-          <w:lang w:val="en-US"/>
-        </w:rPr>
-        <w:t>կողմից</w:t>
-      </w:r>
-      <w:proofErr w:type="spellEnd"/>
-      <w:r>
-        <w:rPr>
-          <w:rFonts w:ascii="Times Unicode" w:hAnsi="Times Unicode"/>
-          <w:sz w:val="21"/>
-          <w:szCs w:val="21"/>
-          <w:lang w:val="en-US"/>
-        </w:rPr>
-        <w:t xml:space="preserve"> </w:t>
-      </w:r>
-      <w:proofErr w:type="spellStart"/>
-      <w:r>
-        <w:rPr>
-          <w:rFonts w:ascii="Times Unicode" w:hAnsi="Times Unicode"/>
-          <w:sz w:val="21"/>
-          <w:szCs w:val="21"/>
-          <w:lang w:val="en-US"/>
-        </w:rPr>
-        <w:t>աճուրդային</w:t>
-      </w:r>
-      <w:proofErr w:type="spellEnd"/>
-      <w:r>
-        <w:rPr>
-          <w:rFonts w:ascii="Times Unicode" w:hAnsi="Times Unicode"/>
-          <w:sz w:val="21"/>
-          <w:szCs w:val="21"/>
-          <w:lang w:val="en-US"/>
-        </w:rPr>
-        <w:t xml:space="preserve"> </w:t>
-      </w:r>
-      <w:proofErr w:type="spellStart"/>
-      <w:r>
-        <w:rPr>
-          <w:rFonts w:ascii="Times Unicode" w:hAnsi="Times Unicode"/>
-          <w:sz w:val="21"/>
-          <w:szCs w:val="21"/>
-          <w:lang w:val="en-US"/>
-        </w:rPr>
-        <w:t>վաճառքի</w:t>
-      </w:r>
-      <w:proofErr w:type="spellEnd"/>
-      <w:r>
-        <w:rPr>
-          <w:rFonts w:ascii="Times Unicode" w:hAnsi="Times Unicode"/>
-          <w:sz w:val="21"/>
-          <w:szCs w:val="21"/>
-          <w:lang w:val="en-US"/>
-        </w:rPr>
-        <w:t xml:space="preserve"> </w:t>
-      </w:r>
-      <w:proofErr w:type="spellStart"/>
-      <w:r>
-        <w:rPr>
-          <w:rFonts w:ascii="Times Unicode" w:hAnsi="Times Unicode"/>
-          <w:sz w:val="21"/>
-          <w:szCs w:val="21"/>
-          <w:lang w:val="en-US"/>
-        </w:rPr>
-        <w:t>արդյունքում</w:t>
-      </w:r>
-      <w:proofErr w:type="spellEnd"/>
-      <w:r>
-        <w:rPr>
-          <w:rFonts w:ascii="Times Unicode" w:hAnsi="Times Unicode"/>
-          <w:sz w:val="21"/>
-          <w:szCs w:val="21"/>
-          <w:lang w:val="en-US"/>
-        </w:rPr>
-        <w:t xml:space="preserve"> </w:t>
+          <w:lang w:val="hy-AM"/>
+        </w:rPr>
+        <w:t xml:space="preserve">կողմից աճուրդային վաճառքի արդյունքում </w:t>
       </w:r>
       <w:r>
         <w:rPr>
@@ -2030,149 +692,36 @@
           <w:bCs/>
           <w:sz w:val="21"/>
           <w:szCs w:val="21"/>
-          <w:lang w:val="en-US"/>
+          <w:lang w:val="hy-AM"/>
         </w:rPr>
         <w:t xml:space="preserve"> </w:t>
       </w:r>
-      <w:proofErr w:type="spellStart"/>
       <w:r>
         <w:rPr>
           <w:rFonts w:ascii="Times Unicode" w:hAnsi="Times Unicode"/>
           <w:sz w:val="21"/>
           <w:szCs w:val="21"/>
-          <w:lang w:val="en-US"/>
-        </w:rPr>
-        <w:t>համար</w:t>
-      </w:r>
-      <w:proofErr w:type="spellEnd"/>
-      <w:r>
-        <w:rPr>
-          <w:rFonts w:ascii="Times Unicode" w:hAnsi="Times Unicode"/>
-          <w:sz w:val="21"/>
-          <w:szCs w:val="21"/>
-          <w:lang w:val="en-US"/>
-        </w:rPr>
-        <w:t xml:space="preserve"> </w:t>
-      </w:r>
-      <w:proofErr w:type="spellStart"/>
-      <w:r>
-        <w:rPr>
-          <w:rFonts w:ascii="Times Unicode" w:hAnsi="Times Unicode"/>
-          <w:sz w:val="21"/>
-          <w:szCs w:val="21"/>
-          <w:lang w:val="en-US"/>
-        </w:rPr>
-        <w:t>առաջարկելով</w:t>
-      </w:r>
-      <w:proofErr w:type="spellEnd"/>
-      <w:r>
-        <w:rPr>
-          <w:rFonts w:ascii="Times Unicode" w:hAnsi="Times Unicode"/>
-          <w:sz w:val="21"/>
-          <w:szCs w:val="21"/>
-          <w:lang w:val="en-US"/>
-        </w:rPr>
-        <w:t xml:space="preserve"> </w:t>
-      </w:r>
-      <w:proofErr w:type="spellStart"/>
-      <w:r>
-        <w:rPr>
-          <w:rFonts w:ascii="Times Unicode" w:hAnsi="Times Unicode"/>
-          <w:sz w:val="21"/>
-          <w:szCs w:val="21"/>
-          <w:lang w:val="en-US"/>
-        </w:rPr>
-        <w:t>ամենաբարձր</w:t>
-      </w:r>
-      <w:proofErr w:type="spellEnd"/>
-      <w:r>
-        <w:rPr>
-          <w:rFonts w:ascii="Times Unicode" w:hAnsi="Times Unicode"/>
-          <w:sz w:val="21"/>
-          <w:szCs w:val="21"/>
-          <w:lang w:val="en-US"/>
-        </w:rPr>
-        <w:t xml:space="preserve"> </w:t>
-      </w:r>
-      <w:proofErr w:type="spellStart"/>
-      <w:r>
-        <w:rPr>
-          <w:rFonts w:ascii="Times Unicode" w:hAnsi="Times Unicode"/>
-          <w:sz w:val="21"/>
-          <w:szCs w:val="21"/>
-          <w:lang w:val="en-US"/>
-        </w:rPr>
-        <w:t>գինը</w:t>
-      </w:r>
-      <w:proofErr w:type="spellEnd"/>
+          <w:lang w:val="hy-AM"/>
+        </w:rPr>
+        <w:t>համար առաջարկելով ամենաբարձր գինը</w:t>
+      </w:r>
       <w:r>
         <w:rPr>
           <w:rFonts w:ascii="Times Unicode" w:hAnsi="Times Unicode"/>
           <w:sz w:val="17"/>
           <w:szCs w:val="18"/>
-          <w:lang w:val="en-US"/>
+          <w:lang w:val="hy-AM"/>
         </w:rPr>
         <w:t xml:space="preserve"> </w:t>
       </w:r>
-      <w:proofErr w:type="spellStart"/>
       <w:r>
         <w:rPr>
           <w:rFonts w:ascii="Times Unicode" w:hAnsi="Times Unicode"/>
           <w:sz w:val="21"/>
           <w:szCs w:val="21"/>
-          <w:lang w:val="en-US"/>
-        </w:rPr>
-        <w:t>ճանաչվեց</w:t>
-      </w:r>
-      <w:proofErr w:type="spellEnd"/>
-      <w:r>
-        <w:rPr>
-          <w:rFonts w:ascii="Times Unicode" w:hAnsi="Times Unicode"/>
-          <w:sz w:val="21"/>
-          <w:szCs w:val="21"/>
-          <w:lang w:val="en-US"/>
-        </w:rPr>
-        <w:t xml:space="preserve"> </w:t>
-      </w:r>
-      <w:proofErr w:type="spellStart"/>
-      <w:r>
-        <w:rPr>
-          <w:rFonts w:ascii="Times Unicode" w:hAnsi="Times Unicode"/>
-          <w:sz w:val="21"/>
-          <w:szCs w:val="21"/>
-          <w:lang w:val="en-US"/>
-        </w:rPr>
-        <w:t>աճուրդում</w:t>
-      </w:r>
-      <w:proofErr w:type="spellEnd"/>
-      <w:r>
-        <w:rPr>
-          <w:rFonts w:ascii="Times Unicode" w:hAnsi="Times Unicode"/>
-          <w:sz w:val="21"/>
-          <w:szCs w:val="21"/>
-          <w:lang w:val="en-US"/>
-        </w:rPr>
-        <w:t xml:space="preserve"> </w:t>
-      </w:r>
-      <w:proofErr w:type="spellStart"/>
-      <w:r>
-        <w:rPr>
-          <w:rFonts w:ascii="Times Unicode" w:hAnsi="Times Unicode"/>
-          <w:sz w:val="21"/>
-          <w:szCs w:val="21"/>
-          <w:lang w:val="en-US"/>
-        </w:rPr>
-        <w:t>հաղթող</w:t>
-      </w:r>
-      <w:proofErr w:type="spellEnd"/>
-      <w:r>
-        <w:rPr>
-          <w:rFonts w:ascii="Times Unicode" w:hAnsi="Times Unicode"/>
-          <w:sz w:val="21"/>
-          <w:szCs w:val="21"/>
-          <w:lang w:val="en-US"/>
-        </w:rPr>
-        <w:t xml:space="preserve">: </w:t>
+          <w:lang w:val="hy-AM"/>
+        </w:rPr>
+        <w:t xml:space="preserve">ճանաչվեց աճուրդում հաղթող: </w:t>
       </w:r>
     </w:p>
     <w:p>
@@ -2184,13 +733,13 @@
           <w:rFonts w:ascii="Times Unicode" w:hAnsi="Times Unicode"/>
           <w:sz w:val="21"/>
           <w:szCs w:val="21"/>
-          <w:lang w:val="en-US"/>
+          <w:lang w:val="hy-AM"/>
         </w:rPr>
       </w:pPr>
     </w:p>
     <w:tbl>
       <w:tblPr>
-        <w:tblStyle w:val="TableGrid"/>
+        <w:tblStyle w:val="a4"/>
         <w:tblW w:w="0" w:type="auto"/>
         <w:tblInd w:w="270" w:type="dxa"/>
         <w:tblLook w:val="04A0" w:firstRow="1" w:lastRow="0" w:firstColumn="1" w:lastColumn="0" w:noHBand="0" w:noVBand="1"/>
@@ -2206,11 +755,11 @@
       <w:tr>
         <w:tc>
           <w:tcPr>
-            <w:tcW w:w="1390" w:type="dxa"/>
+            <w:tcW w:w="1397" w:type="dxa"/>
           </w:tcPr>
           <w:p>
             <w:pPr>
-              <w:pStyle w:val="ListParagraph"/>
+              <w:pStyle w:val="a3"/>
               <w:ind w:left="0"/>
               <w:jc w:val="both"/>
               <w:rPr>
@@ -2233,11 +782,11 @@
         </w:tc>
         <w:tc>
           <w:tcPr>
-            <w:tcW w:w="1190" w:type="dxa"/>
+            <w:tcW w:w="1152" w:type="dxa"/>
           </w:tcPr>
           <w:p>
             <w:pPr>
-              <w:pStyle w:val="ListParagraph"/>
+              <w:pStyle w:val="a3"/>
               <w:ind w:left="0"/>
               <w:jc w:val="both"/>
               <w:rPr>
@@ -2260,11 +809,11 @@
         </w:tc>
         <w:tc>
           <w:tcPr>
-            <w:tcW w:w="1654" w:type="dxa"/>
+            <w:tcW w:w="1660" w:type="dxa"/>
           </w:tcPr>
           <w:p>
             <w:pPr>
-              <w:pStyle w:val="ListParagraph"/>
+              <w:pStyle w:val="a3"/>
               <w:ind w:left="0"/>
               <w:jc w:val="both"/>
               <w:rPr>
@@ -2286,11 +835,11 @@
         </w:tc>
         <w:tc>
           <w:tcPr>
-            <w:tcW w:w="2242" w:type="dxa"/>
+            <w:tcW w:w="2251" w:type="dxa"/>
           </w:tcPr>
           <w:p>
             <w:pPr>
-              <w:pStyle w:val="ListParagraph"/>
+              <w:pStyle w:val="a3"/>
               <w:ind w:left="0"/>
               <w:jc w:val="both"/>
               <w:rPr>
@@ -2311,11 +860,11 @@
         </w:tc>
         <w:tc>
           <w:tcPr>
-            <w:tcW w:w="2362" w:type="dxa"/>
+            <w:tcW w:w="2371" w:type="dxa"/>
           </w:tcPr>
           <w:p>
             <w:pPr>
-              <w:pStyle w:val="ListParagraph"/>
+              <w:pStyle w:val="a3"/>
               <w:ind w:left="0"/>
               <w:jc w:val="both"/>
               <w:rPr>
@@ -2338,11 +887,11 @@
         </w:tc>
         <w:tc>
           <w:tcPr>
-            <w:tcW w:w="1881" w:type="dxa"/>
+            <w:tcW w:w="1888" w:type="dxa"/>
           </w:tcPr>
           <w:p>
             <w:pPr>
-              <w:pStyle w:val="ListParagraph"/>
+              <w:pStyle w:val="a3"/>
               <w:ind w:left="0"/>
               <w:jc w:val="both"/>
               <w:rPr>
@@ -2372,7 +921,7 @@
           </w:tcPr>
           <w:p>
             <w:pPr>
-              <w:pStyle w:val="ListParagraph"/>
+              <w:pStyle w:val="a3"/>
               <w:ind w:left="0"/>
               <w:jc w:val="both"/>
               <w:rPr>
@@ -2445,11 +994,11 @@
       <w:tr>
         <w:tc>
           <w:tcPr>
-            <w:tcW w:w="1390" w:type="dxa"/>
+            <w:tcW w:w="1397" w:type="dxa"/>
           </w:tcPr>
           <w:p>
             <w:pPr>
-              <w:pStyle w:val="ListParagraph"/>
+              <w:pStyle w:val="a3"/>
               <w:ind w:left="0"/>
               <w:jc w:val="both"/>
               <w:rPr>
@@ -2506,11 +1055,11 @@
         </w:tc>
         <w:tc>
           <w:tcPr>
-            <w:tcW w:w="1190" w:type="dxa"/>
+            <w:tcW w:w="1152" w:type="dxa"/>
           </w:tcPr>
           <w:p>
             <w:pPr>
-              <w:pStyle w:val="ListParagraph"/>
+              <w:pStyle w:val="a3"/>
               <w:ind w:left="0"/>
               <w:jc w:val="both"/>
               <w:rPr>
@@ -2577,11 +1126,11 @@
         </w:tc>
         <w:tc>
           <w:tcPr>
-            <w:tcW w:w="1654" w:type="dxa"/>
+            <w:tcW w:w="1660" w:type="dxa"/>
           </w:tcPr>
           <w:p>
             <w:pPr>
-              <w:pStyle w:val="ListParagraph"/>
+              <w:pStyle w:val="a3"/>
               <w:ind w:left="0"/>
               <w:jc w:val="both"/>
               <w:rPr>
@@ -2641,11 +1190,11 @@
         </w:tc>
         <w:tc>
           <w:tcPr>
-            <w:tcW w:w="2242" w:type="dxa"/>
+            <w:tcW w:w="2251" w:type="dxa"/>
           </w:tcPr>
           <w:p>
             <w:pPr>
-              <w:pStyle w:val="ListParagraph"/>
+              <w:pStyle w:val="a3"/>
               <w:ind w:left="0"/>
               <w:jc w:val="both"/>
             </w:pPr>
@@ -2711,11 +1260,11 @@
         </w:tc>
         <w:tc>
           <w:tcPr>
-            <w:tcW w:w="2362" w:type="dxa"/>
+            <w:tcW w:w="2371" w:type="dxa"/>
           </w:tcPr>
           <w:p>
             <w:pPr>
-              <w:pStyle w:val="ListParagraph"/>
+              <w:pStyle w:val="a3"/>
               <w:ind w:left="0"/>
               <w:jc w:val="both"/>
               <w:rPr>
@@ -2792,11 +1341,11 @@
         </w:tc>
         <w:tc>
           <w:tcPr>
-            <w:tcW w:w="1881" w:type="dxa"/>
+            <w:tcW w:w="1888" w:type="dxa"/>
           </w:tcPr>
           <w:p>
             <w:pPr>
-              <w:pStyle w:val="ListParagraph"/>
+              <w:pStyle w:val="a3"/>
               <w:ind w:left="0"/>
               <w:jc w:val="both"/>
               <w:rPr>
@@ -2885,7 +1434,7 @@
           </w:tcPr>
           <w:p>
             <w:pPr>
-              <w:pStyle w:val="ListParagraph"/>
+              <w:pStyle w:val="a3"/>
               <w:ind w:left="0"/>
               <w:jc w:val="both"/>
               <w:rPr>
@@ -2931,6 +1480,208 @@
                 <w:lang w:val="en-US"/>
               </w:rPr>
               <w:t xml:space="preserve"> %}</w:t>
+            </w:r>
+          </w:p>
+        </w:tc>
+      </w:tr>
+      <w:tr>
+        <w:tc>
+          <w:tcPr>
+            <w:tcW w:w="6460" w:type="dxa"/>
+            <w:gridSpan w:val="4"/>
+          </w:tcPr>
+          <w:p>
+            <w:pPr>
+              <w:pStyle w:val="a3"/>
+              <w:ind w:left="0"/>
+              <w:jc w:val="center"/>
+              <w:rPr>
+                <w:rFonts w:ascii="Sylfaen" w:hAnsi="Sylfaen"/>
+                <w:b/>
+                <w:bCs/>
+                <w:lang w:val="en-US"/>
+              </w:rPr>
+            </w:pPr>
+            <w:r>
+              <w:rPr>
+                <w:rFonts w:ascii="Sylfaen" w:hAnsi="Sylfaen"/>
+                <w:b/>
+                <w:bCs/>
+                <w:lang w:val="hy-AM"/>
+              </w:rPr>
+              <w:t>ԸՆԴԱՄԵՆԸ</w:t>
+            </w:r>
+          </w:p>
+        </w:tc>
+        <w:tc>
+          <w:tcPr>
+            <w:tcW w:w="2371" w:type="dxa"/>
+          </w:tcPr>
+          <w:p>
+            <w:pPr>
+              <w:pStyle w:val="a3"/>
+              <w:ind w:left="0"/>
+              <w:jc w:val="both"/>
+              <w:rPr>
+                <w:rFonts w:ascii="Sylfaen" w:hAnsi="Sylfaen"/>
+                <w:b/>
+                <w:sz w:val="24"/>
+                <w:szCs w:val="24"/>
+                <w:lang w:val="en-US"/>
+              </w:rPr>
+            </w:pPr>
+            <w:r>
+              <w:rPr>
+                <w:rFonts w:ascii="Sylfaen" w:hAnsi="Sylfaen"/>
+                <w:b/>
+                <w:bCs/>
+                <w:sz w:val="24"/>
+                <w:szCs w:val="24"/>
+                <w:lang w:val="en-US"/>
+              </w:rPr>
+              <w:t>{{accumulated.</w:t>
+            </w:r>
+            <w:r>
+              <w:rPr>
+                <w:rFonts w:ascii="Sylfaen" w:hAnsi="Sylfaen"/>
+                <w:b/>
+                <w:bCs/>
+                <w:sz w:val="24"/>
+                <w:szCs w:val="24"/>
+                <w:lang w:val="en-US"/>
+              </w:rPr>
+              <w:t xml:space="preserve"> </w:t>
+            </w:r>
+            <w:proofErr w:type="spellStart"/>
+            <w:r>
+              <w:rPr>
+                <w:rFonts w:ascii="Sylfaen" w:hAnsi="Sylfaen"/>
+                <w:b/>
+                <w:sz w:val="24"/>
+                <w:szCs w:val="24"/>
+                <w:lang w:val="en-US"/>
+              </w:rPr>
+              <w:t>meknarkayin</w:t>
+            </w:r>
+            <w:r>
+              <w:rPr>
+                <w:rFonts w:ascii="Sylfaen" w:hAnsi="Sylfaen"/>
+                <w:b/>
+                <w:sz w:val="24"/>
+                <w:szCs w:val="24"/>
+                <w:lang w:val="en-US"/>
+              </w:rPr>
+              <w:t>_</w:t>
+            </w:r>
+            <w:r>
+              <w:rPr>
+                <w:rFonts w:ascii="Sylfaen" w:hAnsi="Sylfaen"/>
+                <w:b/>
+                <w:sz w:val="24"/>
+                <w:szCs w:val="24"/>
+                <w:lang w:val="en-US"/>
+              </w:rPr>
+              <w:t>gin</w:t>
+            </w:r>
+            <w:proofErr w:type="spellEnd"/>
+            <w:r>
+              <w:rPr>
+                <w:rFonts w:ascii="Sylfaen" w:hAnsi="Sylfaen"/>
+                <w:b/>
+                <w:bCs/>
+                <w:sz w:val="24"/>
+                <w:szCs w:val="24"/>
+                <w:lang w:val="en-US"/>
+              </w:rPr>
+              <w:t>}}</w:t>
+            </w:r>
+          </w:p>
+        </w:tc>
+        <w:tc>
+          <w:tcPr>
+            <w:tcW w:w="1888" w:type="dxa"/>
+          </w:tcPr>
+          <w:p>
+            <w:pPr>
+              <w:pStyle w:val="a3"/>
+              <w:ind w:left="0"/>
+              <w:jc w:val="both"/>
+              <w:rPr>
+                <w:rFonts w:ascii="Sylfaen" w:hAnsi="Sylfaen"/>
+                <w:b/>
+                <w:bCs/>
+                <w:sz w:val="24"/>
+                <w:szCs w:val="24"/>
+                <w:lang w:val="en-US"/>
+              </w:rPr>
+            </w:pPr>
+            <w:r>
+              <w:rPr>
+                <w:rFonts w:ascii="Sylfaen" w:hAnsi="Sylfaen"/>
+                <w:b/>
+                <w:bCs/>
+                <w:sz w:val="24"/>
+                <w:szCs w:val="24"/>
+                <w:lang w:val="en-US"/>
+              </w:rPr>
+              <w:t>{{accumulated.</w:t>
+            </w:r>
+            <w:r>
+              <w:rPr>
+                <w:rFonts w:ascii="Sylfaen" w:hAnsi="Sylfaen"/>
+                <w:b/>
+                <w:bCs/>
+                <w:sz w:val="24"/>
+                <w:szCs w:val="24"/>
+                <w:lang w:val="en-US"/>
+              </w:rPr>
+              <w:t xml:space="preserve"> </w:t>
+            </w:r>
+            <w:proofErr w:type="spellStart"/>
+            <w:r>
+              <w:rPr>
+                <w:rFonts w:ascii="Sylfaen" w:hAnsi="Sylfaen"/>
+                <w:b/>
+                <w:bCs/>
+                <w:sz w:val="24"/>
+                <w:szCs w:val="24"/>
+                <w:lang w:val="en-US"/>
+              </w:rPr>
+              <w:t>guyqi</w:t>
+            </w:r>
+            <w:r>
+              <w:rPr>
+                <w:rFonts w:ascii="Sylfaen" w:hAnsi="Sylfaen"/>
+                <w:b/>
+                <w:bCs/>
+                <w:sz w:val="24"/>
+                <w:szCs w:val="24"/>
+                <w:lang w:val="en-US"/>
+              </w:rPr>
+              <w:t>_</w:t>
+            </w:r>
+            <w:r>
+              <w:rPr>
+                <w:rFonts w:ascii="Sylfaen" w:hAnsi="Sylfaen"/>
+                <w:b/>
+                <w:bCs/>
+                <w:sz w:val="24"/>
+                <w:szCs w:val="24"/>
+                <w:lang w:val="en-US"/>
+              </w:rPr>
+              <w:t>arjeq</w:t>
+            </w:r>
+            <w:proofErr w:type="spellEnd"/>
+            <w:r>
+              <w:rPr>
+                <w:rFonts w:ascii="Sylfaen" w:hAnsi="Sylfaen"/>
+                <w:b/>
+                <w:bCs/>
+                <w:sz w:val="24"/>
+                <w:szCs w:val="24"/>
+                <w:lang w:val="en-US"/>
+              </w:rPr>
+              <w:t xml:space="preserve"> }}</w:t>
             </w:r>
           </w:p>
         </w:tc>
@@ -2951,7 +1702,7 @@
     </w:p>
     <w:p>
       <w:pPr>
-        <w:pStyle w:val="ListParagraph"/>
+        <w:pStyle w:val="a3"/>
         <w:numPr>
           <w:ilvl w:val="0"/>
           <w:numId w:val="8"/>
@@ -3020,12 +1771,29 @@
           <w:szCs w:val="21"/>
           <w:lang w:val="hy-AM"/>
         </w:rPr>
-        <w:t xml:space="preserve"> է սույն արձանագրությունը ստորագրելու օրվանից 10 /տասը/ օրացույցային օրվա ընթացքում թիվ ԵՇԴ/0031/04/15 սնանկության գործով ՙԱրդշինբանկ՚ ՓԲԸ թիվ 2473602788050160 սնանկության հատուկ հաշվեհամարին փոխանցել վերը նշված գնման գինը, հաշվանցելով, նախորոք, տվյալ ԼՈՏ-ի համար վճարված հինգ տոկոս նախավճարը: Գնման գինը սահմանված ժամկետում չվճարելու դեպքում աճուրդի մասնակցության մեկ տոկոս վճարը և աճուրդի մասնակցության հինգ տոկոս նախավճարը չի վերադարձվում:</w:t>
+        <w:t xml:space="preserve"> է սույն արձանագրությունը ստորագրելու օրվանից 10 /տասը/ օրացույցային օրվա ընթացքում թիվ ԵՇԴ/0031/04/15 սնանկության գործով ՙԱրդշինբանկ՚ ՓԲԸ թիվ 2473602788050160 սնանկության հատուկ հաշվեհամարին փոխանցել վերը նշված գնման գինը, հաշվանցելով, նախ</w:t>
+      </w:r>
+      <w:r>
+        <w:rPr>
+          <w:sz w:val="21"/>
+          <w:szCs w:val="21"/>
+          <w:lang w:val="hy-AM"/>
+        </w:rPr>
+        <w:t>օ</w:t>
+      </w:r>
+      <w:r>
+        <w:rPr>
+          <w:rFonts w:ascii="Times Unicode" w:hAnsi="Times Unicode"/>
+          <w:sz w:val="21"/>
+          <w:szCs w:val="21"/>
+          <w:lang w:val="hy-AM"/>
+        </w:rPr>
+        <w:t>րոք, տվյալ ԼՈՏ-ի համար վճարված հինգ տոկոս նախավճարը: Գնման գինը սահմանված ժամկետում չվճարելու դեպքում աճուրդի մասնակցության մեկ տոկոս վճարը և աճուրդի մասնակցության հինգ տոկոս նախավճարը չի վերադարձվում:</w:t>
       </w:r>
     </w:p>
     <w:p>
       <w:pPr>
-        <w:pStyle w:val="ListParagraph"/>
+        <w:pStyle w:val="a3"/>
         <w:numPr>
           <w:ilvl w:val="0"/>
           <w:numId w:val="8"/>
@@ -3141,18 +1909,8 @@
           <w:szCs w:val="21"/>
           <w:lang w:val="hy-AM"/>
         </w:rPr>
-        <w:t xml:space="preserve">արձանագրության 1 </w:t>
-      </w:r>
-      <w:proofErr w:type="spellStart"/>
-      <w:r>
-        <w:rPr>
-          <w:sz w:val="21"/>
-          <w:szCs w:val="21"/>
-          <w:lang w:val="hy-AM"/>
-        </w:rPr>
-        <w:t>կետում</w:t>
-      </w:r>
-      <w:proofErr w:type="spellEnd"/>
+        <w:t>արձանագրության 1 կետում</w:t>
+      </w:r>
       <w:r>
         <w:rPr>
           <w:rFonts w:ascii="Times Unicode" w:hAnsi="Times Unicode"/>
@@ -3172,7 +1930,6 @@
         </w:rPr>
         <w:t xml:space="preserve">գույքերի </w:t>
       </w:r>
-      <w:proofErr w:type="spellStart"/>
       <w:r>
         <w:rPr>
           <w:rFonts w:ascii="Times Unicode" w:hAnsi="Times Unicode"/>
@@ -3180,37 +1937,7 @@
           <w:szCs w:val="21"/>
           <w:lang w:val="hy-AM"/>
         </w:rPr>
-        <w:t>առուվաճառքի</w:t>
-      </w:r>
-      <w:proofErr w:type="spellEnd"/>
-      <w:r>
-        <w:rPr>
-          <w:rFonts w:ascii="Times Unicode" w:hAnsi="Times Unicode"/>
-          <w:sz w:val="21"/>
-          <w:szCs w:val="21"/>
-          <w:lang w:val="hy-AM"/>
-        </w:rPr>
-        <w:t xml:space="preserve"> պայմանագիր, որում գույքի գնման գինը սահմանվում է սույն արձանագրության 1 </w:t>
-      </w:r>
-      <w:proofErr w:type="spellStart"/>
-      <w:r>
-        <w:rPr>
-          <w:rFonts w:ascii="Times Unicode" w:hAnsi="Times Unicode"/>
-          <w:sz w:val="21"/>
-          <w:szCs w:val="21"/>
-          <w:lang w:val="hy-AM"/>
-        </w:rPr>
-        <w:t>կետում</w:t>
-      </w:r>
-      <w:proofErr w:type="spellEnd"/>
-      <w:r>
-        <w:rPr>
-          <w:rFonts w:ascii="Times Unicode" w:hAnsi="Times Unicode"/>
-          <w:sz w:val="21"/>
-          <w:szCs w:val="21"/>
-          <w:lang w:val="hy-AM"/>
-        </w:rPr>
-        <w:t xml:space="preserve"> նշված </w:t>
+        <w:t xml:space="preserve">առուվաճառքի պայմանագիր, որում գույքի գնման գինը սահմանվում է սույն արձանագրության 1 կետում նշված </w:t>
       </w:r>
       <w:r>
         <w:rPr>
@@ -3233,7 +1960,7 @@
     </w:p>
     <w:p>
       <w:pPr>
-        <w:pStyle w:val="ListParagraph"/>
+        <w:pStyle w:val="a3"/>
         <w:numPr>
           <w:ilvl w:val="0"/>
           <w:numId w:val="8"/>
@@ -3260,7 +1987,7 @@
     </w:p>
     <w:p>
       <w:pPr>
-        <w:pStyle w:val="ListParagraph"/>
+        <w:pStyle w:val="a3"/>
         <w:spacing w:after="0"/>
         <w:ind w:left="270"/>
         <w:jc w:val="both"/>
@@ -3274,7 +2001,7 @@
     </w:p>
     <w:p>
       <w:pPr>
-        <w:pStyle w:val="ListParagraph"/>
+        <w:pStyle w:val="a3"/>
         <w:numPr>
           <w:ilvl w:val="0"/>
           <w:numId w:val="8"/>
@@ -3301,7 +2028,7 @@
     </w:p>
     <w:tbl>
       <w:tblPr>
-        <w:tblStyle w:val="TableGrid"/>
+        <w:tblStyle w:val="a4"/>
         <w:tblW w:w="0" w:type="auto"/>
         <w:tblBorders>
           <w:top w:val="none" w:sz="0" w:space="0" w:color="auto"/>
@@ -3346,6 +2073,7 @@
                 <w:szCs w:val="21"/>
                 <w:lang w:val="hy-AM"/>
               </w:rPr>
+              <w:lastRenderedPageBreak/>
               <w:t>Թիվ</w:t>
             </w:r>
             <w:r>
@@ -3620,9 +2348,10 @@
             <w:pPr>
               <w:tabs>
                 <w:tab w:val="left" w:pos="538"/>
+                <w:tab w:val="left" w:pos="1807"/>
                 <w:tab w:val="center" w:pos="2284"/>
+                <w:tab w:val="center" w:pos="2566"/>
               </w:tabs>
-              <w:jc w:val="center"/>
               <w:rPr>
                 <w:rFonts w:ascii="Sylfaen" w:hAnsi="Sylfaen"/>
                 <w:b/>
@@ -3631,6 +2360,36 @@
                 <w:lang w:val="en-US"/>
               </w:rPr>
             </w:pPr>
+            <w:r>
+              <w:rPr>
+                <w:rFonts w:ascii="Sylfaen" w:hAnsi="Sylfaen"/>
+                <w:b/>
+                <w:sz w:val="21"/>
+                <w:szCs w:val="21"/>
+                <w:lang w:val="en-US"/>
+              </w:rPr>
+              <w:tab/>
+            </w:r>
+            <w:r>
+              <w:rPr>
+                <w:rFonts w:ascii="Sylfaen" w:hAnsi="Sylfaen"/>
+                <w:b/>
+                <w:sz w:val="21"/>
+                <w:szCs w:val="21"/>
+                <w:lang w:val="en-US"/>
+              </w:rPr>
+              <w:tab/>
+            </w:r>
+            <w:r>
+              <w:rPr>
+                <w:rFonts w:ascii="Sylfaen" w:hAnsi="Sylfaen"/>
+                <w:b/>
+                <w:sz w:val="21"/>
+                <w:szCs w:val="21"/>
+                <w:lang w:val="en-US"/>
+              </w:rPr>
+              <w:tab/>
+            </w:r>
             <w:r>
               <w:rPr>
                 <w:rFonts w:ascii="Sylfaen" w:hAnsi="Sylfaen"/>
@@ -4098,10 +2857,9 @@
               </w:tabs>
               <w:jc w:val="center"/>
               <w:rPr>
-                <w:rFonts w:ascii="Times Unicode" w:hAnsi="Times Unicode"/>
-                <w:b/>
-                <w:sz w:val="21"/>
-                <w:szCs w:val="21"/>
+                <w:rFonts w:ascii="Times Unicode" w:hAnsi="Times Unicode" w:cs="Sylfaen"/>
+                <w:sz w:val="24"/>
+                <w:szCs w:val="24"/>
                 <w:highlight w:val="yellow"/>
                 <w:lang w:val="en-US"/>
               </w:rPr>
@@ -4116,22 +2874,6 @@
               <w:jc w:val="center"/>
               <w:rPr>
                 <w:rFonts w:ascii="Times Unicode" w:hAnsi="Times Unicode" w:cs="Sylfaen"/>
-                <w:sz w:val="24"/>
-                <w:szCs w:val="24"/>
-                <w:highlight w:val="yellow"/>
-                <w:lang w:val="en-US"/>
-              </w:rPr>
-            </w:pPr>
-          </w:p>
-          <w:p>
-            <w:pPr>
-              <w:tabs>
-                <w:tab w:val="left" w:pos="538"/>
-                <w:tab w:val="center" w:pos="2284"/>
-              </w:tabs>
-              <w:jc w:val="center"/>
-              <w:rPr>
-                <w:rFonts w:ascii="Times Unicode" w:hAnsi="Times Unicode" w:cs="Sylfaen"/>
                 <w:sz w:val="21"/>
                 <w:szCs w:val="21"/>
                 <w:highlight w:val="yellow"/>
@@ -4145,7 +2887,6 @@
                 <w:szCs w:val="24"/>
                 <w:lang w:val="en-US"/>
               </w:rPr>
-              <w:lastRenderedPageBreak/>
               <w:t>__________________________</w:t>
             </w:r>
           </w:p>
@@ -4188,7 +2929,7 @@
 </file>
 
 <file path=word/numbering.xml><?xml version="1.0" encoding="utf-8"?>
-<w:numbering xmlns:wpc="http://schemas.microsoft.com/office/word/2010/wordprocessingCanvas" xmlns:cx="http://schemas.microsoft.com/office/drawing/2014/chartex" xmlns:cx1="http://schemas.microsoft.com/office/drawing/2015/9/8/chartex" xmlns:cx2="http://schemas.microsoft.com/office/drawing/2015/10/21/chartex" xmlns:cx3="http://schemas.microsoft.com/office/drawing/2016/5/9/chartex" xmlns:cx4="http://schemas.microsoft.com/office/drawing/2016/5/10/chartex" xmlns:cx5="http://schemas.microsoft.com/office/drawing/2016/5/11/chartex" xmlns:cx6="http://schemas.microsoft.com/office/drawing/2016/5/12/chartex" xmlns:cx7="http://schemas.microsoft.com/office/drawing/2016/5/13/chartex" xmlns:cx8="http://schemas.microsoft.com/office/drawing/2016/5/14/chartex" xmlns:mc="http://schemas.openxmlformats.org/markup-compatibility/2006" xmlns:aink="http://schemas.microsoft.com/office/drawing/2016/ink" xmlns:am3d="http://schemas.microsoft.com/office/drawing/2017/model3d" xmlns:o="urn:schemas-microsoft-com:office:office" xmlns:oel="http://schemas.microsoft.com/office/2019/extlst" xmlns:r="http://schemas.openxmlformats.org/officeDocument/2006/relationships" xmlns:m="http://schemas.openxmlformats.org/officeDocument/2006/math" xmlns:v="urn:schemas-microsoft-com:vml" xmlns:wp14="http://schemas.microsoft.com/office/word/2010/wordprocessingDrawing" xmlns:wp="http://schemas.openxmlformats.org/drawingml/2006/wordprocessingDrawing" xmlns:w10="urn:schemas-microsoft-com:office:word" xmlns:w="http://schemas.openxmlformats.org/wordprocessingml/2006/main" xmlns:w14="http://schemas.microsoft.com/office/word/2010/wordml" xmlns:w15="http://schemas.microsoft.com/office/word/2012/wordml" xmlns:w16cex="http://schemas.microsoft.com/office/word/2018/wordml/cex" xmlns:w16cid="http://schemas.microsoft.com/office/word/2016/wordml/cid" xmlns:w16="http://schemas.microsoft.com/office/word/2018/wordml" xmlns:w16du="http://schemas.microsoft.com/office/word/2023/wordml/word16du" xmlns:w16sdtdh="http://schemas.microsoft.com/office/word/2020/wordml/sdtdatahash" xmlns:w16se="http://schemas.microsoft.com/office/word/2015/wordml/symex" xmlns:wpg="http://schemas.microsoft.com/office/word/2010/wordprocessingGroup" xmlns:wpi="http://schemas.microsoft.com/office/word/2010/wordprocessingInk" xmlns:wne="http://schemas.microsoft.com/office/word/2006/wordml" xmlns:wps="http://schemas.microsoft.com/office/word/2010/wordprocessingShape" mc:Ignorable="w14 w15 w16se w16cid w16 w16cex w16sdtdh w16du wp14">
+<w:numbering xmlns:wpc="http://schemas.microsoft.com/office/word/2010/wordprocessingCanvas" xmlns:cx="http://schemas.microsoft.com/office/drawing/2014/chartex" xmlns:cx1="http://schemas.microsoft.com/office/drawing/2015/9/8/chartex" xmlns:cx2="http://schemas.microsoft.com/office/drawing/2015/10/21/chartex" xmlns:cx3="http://schemas.microsoft.com/office/drawing/2016/5/9/chartex" xmlns:cx4="http://schemas.microsoft.com/office/drawing/2016/5/10/chartex" xmlns:cx5="http://schemas.microsoft.com/office/drawing/2016/5/11/chartex" xmlns:cx6="http://schemas.microsoft.com/office/drawing/2016/5/12/chartex" xmlns:cx7="http://schemas.microsoft.com/office/drawing/2016/5/13/chartex" xmlns:cx8="http://schemas.microsoft.com/office/drawing/2016/5/14/chartex" xmlns:mc="http://schemas.openxmlformats.org/markup-compatibility/2006" xmlns:aink="http://schemas.microsoft.com/office/drawing/2016/ink" xmlns:am3d="http://schemas.microsoft.com/office/drawing/2017/model3d" xmlns:o="urn:schemas-microsoft-com:office:office" xmlns:r="http://schemas.openxmlformats.org/officeDocument/2006/relationships" xmlns:m="http://schemas.openxmlformats.org/officeDocument/2006/math" xmlns:v="urn:schemas-microsoft-com:vml" xmlns:wp14="http://schemas.microsoft.com/office/word/2010/wordprocessingDrawing" xmlns:wp="http://schemas.openxmlformats.org/drawingml/2006/wordprocessingDrawing" xmlns:w10="urn:schemas-microsoft-com:office:word" xmlns:w="http://schemas.openxmlformats.org/wordprocessingml/2006/main" xmlns:w14="http://schemas.microsoft.com/office/word/2010/wordml" xmlns:w15="http://schemas.microsoft.com/office/word/2012/wordml" xmlns:w16cex="http://schemas.microsoft.com/office/word/2018/wordml/cex" xmlns:w16cid="http://schemas.microsoft.com/office/word/2016/wordml/cid" xmlns:w16="http://schemas.microsoft.com/office/word/2018/wordml" xmlns:w16sdtdh="http://schemas.microsoft.com/office/word/2020/wordml/sdtdatahash" xmlns:w16se="http://schemas.microsoft.com/office/word/2015/wordml/symex" xmlns:wpg="http://schemas.microsoft.com/office/word/2010/wordprocessingGroup" xmlns:wpi="http://schemas.microsoft.com/office/word/2010/wordprocessingInk" xmlns:wne="http://schemas.microsoft.com/office/word/2006/wordml" xmlns:wps="http://schemas.microsoft.com/office/word/2010/wordprocessingShape" mc:Ignorable="w14 w15 w16se w16cid w16 w16cex w16sdtdh wp14">
   <w:abstractNum w:abstractNumId="0" w15:restartNumberingAfterBreak="0">
     <w:nsid w:val="00F853E5"/>
     <w:multiLevelType w:val="hybridMultilevel"/>
@@ -7431,115 +6172,115 @@
       </w:pPr>
     </w:lvl>
   </w:abstractNum>
-  <w:num w:numId="1" w16cid:durableId="1889879823">
+  <w:num w:numId="1">
     <w:abstractNumId w:val="6"/>
   </w:num>
-  <w:num w:numId="2" w16cid:durableId="348482582">
+  <w:num w:numId="2">
     <w:abstractNumId w:val="7"/>
   </w:num>
-  <w:num w:numId="3" w16cid:durableId="550768845">
+  <w:num w:numId="3">
     <w:abstractNumId w:val="31"/>
   </w:num>
-  <w:num w:numId="4" w16cid:durableId="2022271423">
+  <w:num w:numId="4">
     <w:abstractNumId w:val="29"/>
   </w:num>
-  <w:num w:numId="5" w16cid:durableId="263923132">
+  <w:num w:numId="5">
     <w:abstractNumId w:val="34"/>
   </w:num>
-  <w:num w:numId="6" w16cid:durableId="616104823">
+  <w:num w:numId="6">
     <w:abstractNumId w:val="10"/>
   </w:num>
-  <w:num w:numId="7" w16cid:durableId="1485313319">
+  <w:num w:numId="7">
     <w:abstractNumId w:val="19"/>
   </w:num>
-  <w:num w:numId="8" w16cid:durableId="444539359">
+  <w:num w:numId="8">
     <w:abstractNumId w:val="4"/>
   </w:num>
-  <w:num w:numId="9" w16cid:durableId="2057199837">
+  <w:num w:numId="9">
     <w:abstractNumId w:val="12"/>
   </w:num>
-  <w:num w:numId="10" w16cid:durableId="1439914073">
+  <w:num w:numId="10">
     <w:abstractNumId w:val="26"/>
   </w:num>
-  <w:num w:numId="11" w16cid:durableId="92169667">
+  <w:num w:numId="11">
     <w:abstractNumId w:val="30"/>
   </w:num>
-  <w:num w:numId="12" w16cid:durableId="419375028">
+  <w:num w:numId="12">
     <w:abstractNumId w:val="35"/>
   </w:num>
-  <w:num w:numId="13" w16cid:durableId="1227453694">
+  <w:num w:numId="13">
     <w:abstractNumId w:val="18"/>
   </w:num>
-  <w:num w:numId="14" w16cid:durableId="602373694">
+  <w:num w:numId="14">
     <w:abstractNumId w:val="23"/>
   </w:num>
-  <w:num w:numId="15" w16cid:durableId="1247306727">
+  <w:num w:numId="15">
     <w:abstractNumId w:val="16"/>
   </w:num>
-  <w:num w:numId="16" w16cid:durableId="106514084">
+  <w:num w:numId="16">
     <w:abstractNumId w:val="1"/>
   </w:num>
-  <w:num w:numId="17" w16cid:durableId="546795864">
+  <w:num w:numId="17">
     <w:abstractNumId w:val="24"/>
   </w:num>
-  <w:num w:numId="18" w16cid:durableId="1784615772">
+  <w:num w:numId="18">
     <w:abstractNumId w:val="5"/>
   </w:num>
-  <w:num w:numId="19" w16cid:durableId="1311861133">
+  <w:num w:numId="19">
     <w:abstractNumId w:val="8"/>
   </w:num>
-  <w:num w:numId="20" w16cid:durableId="348799570">
+  <w:num w:numId="20">
     <w:abstractNumId w:val="13"/>
   </w:num>
-  <w:num w:numId="21" w16cid:durableId="1629697279">
+  <w:num w:numId="21">
     <w:abstractNumId w:val="21"/>
   </w:num>
-  <w:num w:numId="22" w16cid:durableId="659189463">
+  <w:num w:numId="22">
     <w:abstractNumId w:val="27"/>
   </w:num>
-  <w:num w:numId="23" w16cid:durableId="166945844">
+  <w:num w:numId="23">
     <w:abstractNumId w:val="20"/>
   </w:num>
-  <w:num w:numId="24" w16cid:durableId="1622804575">
+  <w:num w:numId="24">
     <w:abstractNumId w:val="9"/>
   </w:num>
-  <w:num w:numId="25" w16cid:durableId="1880504537">
+  <w:num w:numId="25">
     <w:abstractNumId w:val="22"/>
   </w:num>
-  <w:num w:numId="26" w16cid:durableId="523984699">
+  <w:num w:numId="26">
     <w:abstractNumId w:val="28"/>
   </w:num>
-  <w:num w:numId="27" w16cid:durableId="237174799">
+  <w:num w:numId="27">
     <w:abstractNumId w:val="2"/>
   </w:num>
-  <w:num w:numId="28" w16cid:durableId="1871255461">
+  <w:num w:numId="28">
     <w:abstractNumId w:val="3"/>
   </w:num>
-  <w:num w:numId="29" w16cid:durableId="230317204">
+  <w:num w:numId="29">
     <w:abstractNumId w:val="15"/>
   </w:num>
-  <w:num w:numId="30" w16cid:durableId="49958261">
+  <w:num w:numId="30">
     <w:abstractNumId w:val="0"/>
   </w:num>
-  <w:num w:numId="31" w16cid:durableId="344477759">
+  <w:num w:numId="31">
     <w:abstractNumId w:val="17"/>
   </w:num>
-  <w:num w:numId="32" w16cid:durableId="809788874">
+  <w:num w:numId="32">
     <w:abstractNumId w:val="11"/>
   </w:num>
-  <w:num w:numId="33" w16cid:durableId="231933457">
+  <w:num w:numId="33">
     <w:abstractNumId w:val="32"/>
   </w:num>
-  <w:num w:numId="34" w16cid:durableId="290743403">
+  <w:num w:numId="34">
     <w:abstractNumId w:val="14"/>
   </w:num>
-  <w:num w:numId="35" w16cid:durableId="990183882">
+  <w:num w:numId="35">
     <w:abstractNumId w:val="36"/>
   </w:num>
-  <w:num w:numId="36" w16cid:durableId="936712490">
+  <w:num w:numId="36">
     <w:abstractNumId w:val="33"/>
   </w:num>
-  <w:num w:numId="37" w16cid:durableId="799998736">
+  <w:num w:numId="37">
     <w:abstractNumId w:val="25"/>
   </w:num>
   <w:numIdMacAtCleanup w:val="32"/>
@@ -7547,7 +6288,7 @@
 </file>
 
 <file path=word/styles.xml><?xml version="1.0" encoding="utf-8"?>
-<w:styles xmlns:mc="http://schemas.openxmlformats.org/markup-compatibility/2006" xmlns:r="http://schemas.openxmlformats.org/officeDocument/2006/relationships" xmlns:w="http://schemas.openxmlformats.org/wordprocessingml/2006/main" xmlns:w14="http://schemas.microsoft.com/office/word/2010/wordml" xmlns:w15="http://schemas.microsoft.com/office/word/2012/wordml" xmlns:w16cex="http://schemas.microsoft.com/office/word/2018/wordml/cex" xmlns:w16cid="http://schemas.microsoft.com/office/word/2016/wordml/cid" xmlns:w16="http://schemas.microsoft.com/office/word/2018/wordml" xmlns:w16du="http://schemas.microsoft.com/office/word/2023/wordml/word16du" xmlns:w16sdtdh="http://schemas.microsoft.com/office/word/2020/wordml/sdtdatahash" xmlns:w16se="http://schemas.microsoft.com/office/word/2015/wordml/symex" mc:Ignorable="w14 w15 w16se w16cid w16 w16cex w16sdtdh w16du">
+<w:styles xmlns:mc="http://schemas.openxmlformats.org/markup-compatibility/2006" xmlns:r="http://schemas.openxmlformats.org/officeDocument/2006/relationships" xmlns:w="http://schemas.openxmlformats.org/wordprocessingml/2006/main" xmlns:w14="http://schemas.microsoft.com/office/word/2010/wordml" xmlns:w15="http://schemas.microsoft.com/office/word/2012/wordml" xmlns:w16cex="http://schemas.microsoft.com/office/word/2018/wordml/cex" xmlns:w16cid="http://schemas.microsoft.com/office/word/2016/wordml/cid" xmlns:w16="http://schemas.microsoft.com/office/word/2018/wordml" xmlns:w16sdtdh="http://schemas.microsoft.com/office/word/2020/wordml/sdtdatahash" xmlns:w16se="http://schemas.microsoft.com/office/word/2015/wordml/symex" mc:Ignorable="w14 w15 w16se w16cid w16 w16cex w16sdtdh">
   <w:docDefaults>
     <w:rPrDefault>
       <w:rPr>
@@ -7941,15 +6682,15 @@
     <w:lsdException w:name="Unresolved Mention" w:semiHidden="1" w:unhideWhenUsed="1"/>
     <w:lsdException w:name="Smart Link" w:semiHidden="1" w:unhideWhenUsed="1"/>
   </w:latentStyles>
-  <w:style w:type="paragraph" w:default="1" w:styleId="Normal">
+  <w:style w:type="paragraph" w:default="1" w:styleId="a">
     <w:name w:val="Normal"/>
     <w:qFormat/>
     <w:rsid w:val="008C27FE"/>
   </w:style>
-  <w:style w:type="paragraph" w:styleId="Heading1">
+  <w:style w:type="paragraph" w:styleId="1">
     <w:name w:val="heading 1"/>
-    <w:basedOn w:val="Normal"/>
-    <w:link w:val="Heading1Char"/>
+    <w:basedOn w:val="a"/>
+    <w:link w:val="10"/>
     <w:uiPriority w:val="1"/>
     <w:qFormat/>
     <w:rsid w:val="00D53695"/>
@@ -7967,13 +6708,13 @@
       <w:lang w:val="en-US" w:bidi="en-US"/>
     </w:rPr>
   </w:style>
-  <w:style w:type="character" w:default="1" w:styleId="DefaultParagraphFont">
+  <w:style w:type="character" w:default="1" w:styleId="a0">
     <w:name w:val="Default Paragraph Font"/>
     <w:uiPriority w:val="1"/>
     <w:semiHidden/>
     <w:unhideWhenUsed/>
   </w:style>
-  <w:style w:type="table" w:default="1" w:styleId="TableNormal">
+  <w:style w:type="table" w:default="1" w:styleId="a1">
     <w:name w:val="Normal Table"/>
     <w:uiPriority w:val="99"/>
     <w:semiHidden/>
@@ -7988,15 +6729,15 @@
       </w:tblCellMar>
     </w:tblPr>
   </w:style>
-  <w:style w:type="numbering" w:default="1" w:styleId="NoList">
+  <w:style w:type="numbering" w:default="1" w:styleId="a2">
     <w:name w:val="No List"/>
     <w:uiPriority w:val="99"/>
     <w:semiHidden/>
     <w:unhideWhenUsed/>
   </w:style>
-  <w:style w:type="paragraph" w:styleId="ListParagraph">
+  <w:style w:type="paragraph" w:styleId="a3">
     <w:name w:val="List Paragraph"/>
-    <w:basedOn w:val="Normal"/>
+    <w:basedOn w:val="a"/>
     <w:uiPriority w:val="1"/>
     <w:qFormat/>
     <w:rsid w:val="000322DC"/>
@@ -8005,9 +6746,9 @@
       <w:contextualSpacing/>
     </w:pPr>
   </w:style>
-  <w:style w:type="table" w:styleId="TableGrid">
+  <w:style w:type="table" w:styleId="a4">
     <w:name w:val="Table Grid"/>
-    <w:basedOn w:val="TableNormal"/>
+    <w:basedOn w:val="a1"/>
     <w:uiPriority w:val="59"/>
     <w:rsid w:val="00E0473B"/>
     <w:pPr>
@@ -8024,10 +6765,10 @@
       </w:tblBorders>
     </w:tblPr>
   </w:style>
-  <w:style w:type="paragraph" w:styleId="BalloonText">
+  <w:style w:type="paragraph" w:styleId="a5">
     <w:name w:val="Balloon Text"/>
-    <w:basedOn w:val="Normal"/>
-    <w:link w:val="BalloonTextChar"/>
+    <w:basedOn w:val="a"/>
+    <w:link w:val="a6"/>
     <w:uiPriority w:val="99"/>
     <w:semiHidden/>
     <w:unhideWhenUsed/>
@@ -8041,10 +6782,10 @@
       <w:szCs w:val="16"/>
     </w:rPr>
   </w:style>
-  <w:style w:type="character" w:customStyle="1" w:styleId="BalloonTextChar">
-    <w:name w:val="Balloon Text Char"/>
-    <w:basedOn w:val="DefaultParagraphFont"/>
-    <w:link w:val="BalloonText"/>
+  <w:style w:type="character" w:customStyle="1" w:styleId="a6">
+    <w:name w:val="Текст выноски Знак"/>
+    <w:basedOn w:val="a0"/>
+    <w:link w:val="a5"/>
     <w:uiPriority w:val="99"/>
     <w:semiHidden/>
     <w:rsid w:val="007D72A9"/>
@@ -8054,10 +6795,10 @@
       <w:szCs w:val="16"/>
     </w:rPr>
   </w:style>
-  <w:style w:type="character" w:customStyle="1" w:styleId="Heading1Char">
-    <w:name w:val="Heading 1 Char"/>
-    <w:basedOn w:val="DefaultParagraphFont"/>
-    <w:link w:val="Heading1"/>
+  <w:style w:type="character" w:customStyle="1" w:styleId="10">
+    <w:name w:val="Заголовок 1 Знак"/>
+    <w:basedOn w:val="a0"/>
+    <w:link w:val="1"/>
     <w:uiPriority w:val="1"/>
     <w:rsid w:val="00D53695"/>
     <w:rPr>
@@ -8065,9 +6806,9 @@
       <w:lang w:val="en-US" w:bidi="en-US"/>
     </w:rPr>
   </w:style>
-  <w:style w:type="paragraph" w:styleId="NormalWeb">
+  <w:style w:type="paragraph" w:styleId="a7">
     <w:name w:val="Normal (Web)"/>
-    <w:basedOn w:val="Normal"/>
+    <w:basedOn w:val="a"/>
     <w:uiPriority w:val="99"/>
     <w:semiHidden/>
     <w:unhideWhenUsed/>
